--- a/Draft_Manuscript_HR_BLE_EN.docx
+++ b/Draft_Manuscript_HR_BLE_EN.docx
@@ -84,7 +84,7 @@
           <w:i w:val="0"/>
           <w:sz w:val="22"/>
         </w:rPr>
-        <w:t>Continuous heart-rate monitoring using wearable devices is a key component of the Internet of Medical Things (IoMT). A central challenge is guaranteeing data completeness when readings are transferred from a smartwatch to a smartphone over Bluetooth Low Energy (BLE), given the limited packet size (MTU), the best-effort nature of BLE notifications, and operating-system restrictions on background execution. This work designs and implements a two-application system: a smartwatch (Wear OS) application acting as a BLE peripheral/GATT server that records the heart rate every second into a local database and periodically sends it as a batch to a smartphone (Android) application acting as the central. For reliability, each batch is fragmented into opcode-tagged frames (START/DATA/END) with flow control, complemented by a store-and-forward scheme, application-level acknowledgement (ACK), an idempotent (duplicate-free) receiver, and a foreground service for background operation. In a single continuous ~36-minute test on physical devices, the smartwatch recorded 2,167 readings and 2,164 were successfully received by the smartphone (99.86% delivery ratio) with no duplicates; the remainder stayed pending as designed by the store-and-forward scheme. 99.1% of readings were at the highest sensor-accuracy level. One batch of 228 readings (10,717 bytes, 24 frames) was delivered in ~0.32 s at MTU 512. The results show the proposed mechanism is reliable under normal conditions; evaluation across varied conditions is future work.</w:t>
+        <w:t>Continuous heart-rate monitoring using wearable devices is a key component of the Internet of Medical Things (IoMT). A central challenge is guaranteeing data completeness when readings are transferred from a smartwatch to a smartphone over Bluetooth Low Energy (BLE), given the limited packet size (MTU), the best-effort nature of BLE notifications, and operating-system restrictions on background execution. This work designs and implements a two-application system: a smartwatch (Wear OS) application acting as a BLE peripheral/GATT server that records the heart rate every second into a local database and periodically sends it as a batch to a smartphone (Android) application acting as the central. For reliability, each batch is fragmented into opcode-tagged frames (START/DATA/END) with flow control, complemented by a store-and-forward scheme, application-level acknowledgement (ACK), an idempotent (duplicate-free) receiver, and a foreground service for background operation. Evaluation on physical devices spanned four sessions (23,215 measurement readings in total, excluding 22,231 samples recorded while the sensor was not worn). While the BLE link was active, data loss was near zero and every received reading was identical to the smartwatch record (100% value fidelity) with no duplicates. However, a limitation emerged: during smartphone-disconnected periods the backlog was not always backfilled despite being marked as sent, yielding an aggregate delivery ratio of 88.1% across all sessions. 90.8% of readings were at the highest sensor-accuracy level. One batch of 228 readings (10,717 bytes, 24 frames) was delivered in ~0.32 s at MTU 512. The results show the proposed mechanism preserves data integrity and completeness while the link is active; strengthening backlog backfill during disconnection and evaluating varied conditions are future work.</w:t>
       </w:r>
     </w:p>
     <w:p>
@@ -178,7 +178,7 @@
           <w:i w:val="0"/>
           <w:sz w:val="22"/>
         </w:rPr>
-        <w:t>The contributions of this work are: (1) the design and implementation of a two-application Wear OS–Android system for acquiring and delivering heart-rate data; (2) a batch delivery protocol over BLE notifications using opcode-based framing with flow control; (3) reliability mechanisms consisting of store-and-forward, application-level acknowledgement (ACK), and an idempotent (duplicate-free) receiver; (4) background execution via a foreground service; and (5) an initial empirical evaluation of delivery ratio, data quality, and transfer performance, together with supporting data tools for reproducibility.</w:t>
+        <w:t>The contributions of this work are: (1) the design and implementation of a two-application Wear OS–Android system for acquiring and delivering heart-rate data; (2) a batch delivery protocol over BLE notifications using opcode-based framing with flow control; (3) reliability mechanisms consisting of store-and-forward, application-level acknowledgement (ACK), and an idempotent (duplicate-free) receiver; (4) background execution via a foreground service; and (5) an empirical evaluation across four sessions of delivery ratio, value fidelity, data quality, and transfer performance—including the finding of a store-and-forward backfill limitation during disconnection—together with supporting data tools for reproducibility.</w:t>
       </w:r>
     </w:p>
     <w:p>
@@ -622,7 +622,7 @@
           <w:i w:val="0"/>
           <w:sz w:val="22"/>
         </w:rPr>
-        <w:t>Testing was conducted on physical devices because BLE communication cannot be emulated. The device specifications are listed in Table 1. The applications were installed in release mode so that performance measurements are not biased by debug mode. In one run, the smartphone connects to the smartwatch, monitoring is started and left running for several intervals, and the data is then exported to CSV and database formats for analysis.</w:t>
+        <w:t>Testing was conducted on physical devices because BLE communication cannot be emulated. The device specifications are listed in Table 1. The applications were installed in release mode so that performance measurements are not biased by debug mode. Testing was carried out over four sessions during 23–28 June 2026; in each run the smartphone connects to the smartwatch, monitoring is started and left running for several intervals, and the data from both applications is then exported to CSV and database formats for analysis. A total of 23,215 readings were collected during the measurement period (sensor worn).</w:t>
       </w:r>
     </w:p>
     <w:p>
@@ -902,6 +902,28 @@
           </w:p>
         </w:tc>
       </w:tr>
+      <w:tr>
+        <w:tc>
+          <w:tcPr>
+            <w:tcW w:type="dxa" w:w="4320"/>
+          </w:tcPr>
+          <w:p>
+            <w:r>
+              <w:t>Test dataset</w:t>
+            </w:r>
+          </w:p>
+        </w:tc>
+        <w:tc>
+          <w:tcPr>
+            <w:tcW w:type="dxa" w:w="4320"/>
+          </w:tcPr>
+          <w:p>
+            <w:r>
+              <w:t>23–28 Jun 2026; 4 sessions; 23,215 measurement readings</w:t>
+            </w:r>
+          </w:p>
+        </w:tc>
+      </w:tr>
     </w:tbl>
     <w:p>
       <w:pPr>
@@ -934,7 +956,7 @@
           <w:i w:val="0"/>
           <w:sz w:val="22"/>
         </w:rPr>
-        <w:t>The measured metrics are: (1) delivery ratio, i.e., the number of records matched at the smartphone divided by the number of records recorded by the smartwatch, with matching based on the time attribute so it does not depend on clock synchronization between devices; (2) the number of duplicates at the receiver; (3) the sensor-accuracy distribution following the accuracy-status constants of the Android SensorManager (range -1 to 3) [2]; and (4) per-batch transfer latency and throughput recorded automatically by the application instrumentation. Throughput is computed as the payload size divided by the transfer duration.</w:t>
+        <w:t>The measured metrics are: (1) delivery ratio, i.e., the number of records matched at the smartphone divided by the number of records recorded by the smartwatch, with matching based on the time attribute so it does not depend on clock synchronization between devices; (2) value fidelity, i.e., the proportion of received records whose values (bpm and accuracy) are identical to the smartwatch records; (3) the number of duplicates at the receiver; (4) the sensor-accuracy distribution following the accuracy-status constants of the Android SensorManager (range -1 to 3) [2]; and (5) per-batch transfer latency and throughput recorded automatically by the application instrumentation. Throughput is computed as the payload size divided by the transfer duration.</w:t>
       </w:r>
     </w:p>
     <w:p>
@@ -1006,7 +1028,7 @@
           <w:i w:val="0"/>
           <w:sz w:val="22"/>
         </w:rPr>
-        <w:t>In a single continuous ~36-minute session, the results in Table 2 were obtained. The smartwatch recorded 2,167 readings and 2,164 of them were successfully received by the smartphone, yielding a 99.86% delivery ratio with no duplicates. The three readings that did not arrive were not lost but were still pending at the time the data was captured and would be sent in the next interval—confirming that the store-and-forward mechanism works as intended. All received data was identical to the smartwatch records based on time matching, so data integrity was preserved.</w:t>
+        <w:t>The evaluation was carried out over four test sessions, with per-session results in Table 2 and their temporal profiles in Figure 6 and Figure 7. In aggregate, the smartwatch recorded 23,215 readings during the measurement period and 20,455 of them were recorded on the smartphone (88.1% delivery ratio) with no duplicates. However, the loss was not evenly distributed: while the BLE link was active, loss was near zero (e.g., after the smartphone connected in the main session, delivery was practically 100%), whereas all losses were concentrated in periods when the smartphone was disconnected—including one short session whose smartphone never connected, so none of its readings were stored at the receiver. Importantly, every successfully received reading was identical to the smartwatch record based on time matching, both bpm and accuracy values (100% value fidelity), so no data corruption occurred on the BLE channel. The discrepancy between the sent marker on the smartwatch and the presence of records on the smartphone is discussed in Section 3.5.</w:t>
       </w:r>
     </w:p>
     <w:p>
@@ -1020,52 +1042,113 @@
           <w:i w:val="0"/>
           <w:sz w:val="20"/>
         </w:rPr>
-        <w:t>Table 2. Delivery results for one test session.</w:t>
+        <w:t>Table 2. Delivery results per test session.</w:t>
       </w:r>
     </w:p>
     <w:tbl>
       <w:tblPr>
         <w:tblStyle w:val="TableGrid"/>
         <w:tblW w:type="auto" w:w="0"/>
-        <w:jc w:val="center"/>
         <w:tblLook w:firstColumn="1" w:firstRow="1" w:lastColumn="0" w:lastRow="0" w:noHBand="0" w:noVBand="1" w:val="04A0"/>
       </w:tblPr>
       <w:tblGrid>
-        <w:gridCol w:w="4320"/>
-        <w:gridCol w:w="4320"/>
+        <w:gridCol w:w="1234"/>
+        <w:gridCol w:w="1234"/>
+        <w:gridCol w:w="1234"/>
+        <w:gridCol w:w="1234"/>
+        <w:gridCol w:w="1234"/>
+        <w:gridCol w:w="1234"/>
+        <w:gridCol w:w="1234"/>
       </w:tblGrid>
       <w:tr>
         <w:tc>
           <w:tcPr>
-            <w:tcW w:type="dxa" w:w="4320"/>
+            <w:tcW w:type="dxa" w:w="1234"/>
           </w:tcPr>
           <w:p>
-            <w:r/>
             <w:r>
               <w:rPr>
-                <w:rFonts w:ascii="Times New Roman" w:hAnsi="Times New Roman"/>
                 <w:b/>
-                <w:i w:val="0"/>
-                <w:sz w:val="20"/>
               </w:rPr>
-              <w:t>Indicator</w:t>
+              <w:t>Session</w:t>
             </w:r>
           </w:p>
         </w:tc>
         <w:tc>
           <w:tcPr>
-            <w:tcW w:type="dxa" w:w="4320"/>
+            <w:tcW w:type="dxa" w:w="1234"/>
           </w:tcPr>
           <w:p>
-            <w:r/>
             <w:r>
               <w:rPr>
-                <w:rFonts w:ascii="Times New Roman" w:hAnsi="Times New Roman"/>
                 <w:b/>
-                <w:i w:val="0"/>
-                <w:sz w:val="20"/>
               </w:rPr>
-              <w:t>Value</w:t>
+              <w:t>Start (WIB)</w:t>
+            </w:r>
+          </w:p>
+        </w:tc>
+        <w:tc>
+          <w:tcPr>
+            <w:tcW w:type="dxa" w:w="1234"/>
+          </w:tcPr>
+          <w:p>
+            <w:r>
+              <w:rPr>
+                <w:b/>
+              </w:rPr>
+              <w:t>Duration</w:t>
+            </w:r>
+          </w:p>
+        </w:tc>
+        <w:tc>
+          <w:tcPr>
+            <w:tcW w:type="dxa" w:w="1234"/>
+          </w:tcPr>
+          <w:p>
+            <w:r>
+              <w:rPr>
+                <w:b/>
+              </w:rPr>
+              <w:t>Recorded</w:t>
+            </w:r>
+          </w:p>
+        </w:tc>
+        <w:tc>
+          <w:tcPr>
+            <w:tcW w:type="dxa" w:w="1234"/>
+          </w:tcPr>
+          <w:p>
+            <w:r>
+              <w:rPr>
+                <w:b/>
+              </w:rPr>
+              <w:t>Received</w:t>
+            </w:r>
+          </w:p>
+        </w:tc>
+        <w:tc>
+          <w:tcPr>
+            <w:tcW w:type="dxa" w:w="1234"/>
+          </w:tcPr>
+          <w:p>
+            <w:r>
+              <w:rPr>
+                <w:b/>
+              </w:rPr>
+              <w:t>Lost</w:t>
+            </w:r>
+          </w:p>
+        </w:tc>
+        <w:tc>
+          <w:tcPr>
+            <w:tcW w:type="dxa" w:w="1234"/>
+          </w:tcPr>
+          <w:p>
+            <w:r>
+              <w:rPr>
+                <w:b/>
+              </w:rPr>
+              <w:t>Delivery</w:t>
             </w:r>
           </w:p>
         </w:tc>
@@ -1073,35 +1156,71 @@
       <w:tr>
         <w:tc>
           <w:tcPr>
-            <w:tcW w:type="dxa" w:w="4320"/>
+            <w:tcW w:type="dxa" w:w="1234"/>
           </w:tcPr>
           <w:p>
-            <w:r/>
             <w:r>
-              <w:rPr>
-                <w:rFonts w:ascii="Times New Roman" w:hAnsi="Times New Roman"/>
-                <w:b w:val="0"/>
-                <w:i w:val="0"/>
-                <w:sz w:val="20"/>
-              </w:rPr>
-              <w:t>Session duration</w:t>
+              <w:t>Session 1</w:t>
             </w:r>
           </w:p>
         </w:tc>
         <w:tc>
           <w:tcPr>
-            <w:tcW w:type="dxa" w:w="4320"/>
+            <w:tcW w:type="dxa" w:w="1234"/>
           </w:tcPr>
           <w:p>
-            <w:r/>
             <w:r>
-              <w:rPr>
-                <w:rFonts w:ascii="Times New Roman" w:hAnsi="Times New Roman"/>
-                <w:b w:val="0"/>
-                <w:i w:val="0"/>
-                <w:sz w:val="20"/>
-              </w:rPr>
-              <w:t>~36 minutes</w:t>
+              <w:t>23/06 06:38</w:t>
+            </w:r>
+          </w:p>
+        </w:tc>
+        <w:tc>
+          <w:tcPr>
+            <w:tcW w:type="dxa" w:w="1234"/>
+          </w:tcPr>
+          <w:p>
+            <w:r>
+              <w:t>36 min</w:t>
+            </w:r>
+          </w:p>
+        </w:tc>
+        <w:tc>
+          <w:tcPr>
+            <w:tcW w:type="dxa" w:w="1234"/>
+          </w:tcPr>
+          <w:p>
+            <w:r>
+              <w:t>2,177</w:t>
+            </w:r>
+          </w:p>
+        </w:tc>
+        <w:tc>
+          <w:tcPr>
+            <w:tcW w:type="dxa" w:w="1234"/>
+          </w:tcPr>
+          <w:p>
+            <w:r>
+              <w:t>2,164</w:t>
+            </w:r>
+          </w:p>
+        </w:tc>
+        <w:tc>
+          <w:tcPr>
+            <w:tcW w:type="dxa" w:w="1234"/>
+          </w:tcPr>
+          <w:p>
+            <w:r>
+              <w:t>13</w:t>
+            </w:r>
+          </w:p>
+        </w:tc>
+        <w:tc>
+          <w:tcPr>
+            <w:tcW w:type="dxa" w:w="1234"/>
+          </w:tcPr>
+          <w:p>
+            <w:r>
+              <w:t>99.40%</w:t>
             </w:r>
           </w:p>
         </w:tc>
@@ -1109,35 +1228,71 @@
       <w:tr>
         <w:tc>
           <w:tcPr>
-            <w:tcW w:type="dxa" w:w="4320"/>
+            <w:tcW w:type="dxa" w:w="1234"/>
           </w:tcPr>
           <w:p>
-            <w:r/>
             <w:r>
-              <w:rPr>
-                <w:rFonts w:ascii="Times New Roman" w:hAnsi="Times New Roman"/>
-                <w:b w:val="0"/>
-                <w:i w:val="0"/>
-                <w:sz w:val="20"/>
-              </w:rPr>
-              <w:t>Recorded on smartwatch</w:t>
+              <w:t>Session 2</w:t>
             </w:r>
           </w:p>
         </w:tc>
         <w:tc>
           <w:tcPr>
-            <w:tcW w:type="dxa" w:w="4320"/>
+            <w:tcW w:type="dxa" w:w="1234"/>
           </w:tcPr>
           <w:p>
-            <w:r/>
             <w:r>
-              <w:rPr>
-                <w:rFonts w:ascii="Times New Roman" w:hAnsi="Times New Roman"/>
-                <w:b w:val="0"/>
-                <w:i w:val="0"/>
-                <w:sz w:val="20"/>
-              </w:rPr>
-              <w:t>2,167 readings</w:t>
+              <w:t>23/06 08:41</w:t>
+            </w:r>
+          </w:p>
+        </w:tc>
+        <w:tc>
+          <w:tcPr>
+            <w:tcW w:type="dxa" w:w="1234"/>
+          </w:tcPr>
+          <w:p>
+            <w:r>
+              <w:t>1 min</w:t>
+            </w:r>
+          </w:p>
+        </w:tc>
+        <w:tc>
+          <w:tcPr>
+            <w:tcW w:type="dxa" w:w="1234"/>
+          </w:tcPr>
+          <w:p>
+            <w:r>
+              <w:t>53</w:t>
+            </w:r>
+          </w:p>
+        </w:tc>
+        <w:tc>
+          <w:tcPr>
+            <w:tcW w:type="dxa" w:w="1234"/>
+          </w:tcPr>
+          <w:p>
+            <w:r>
+              <w:t>0</w:t>
+            </w:r>
+          </w:p>
+        </w:tc>
+        <w:tc>
+          <w:tcPr>
+            <w:tcW w:type="dxa" w:w="1234"/>
+          </w:tcPr>
+          <w:p>
+            <w:r>
+              <w:t>53</w:t>
+            </w:r>
+          </w:p>
+        </w:tc>
+        <w:tc>
+          <w:tcPr>
+            <w:tcW w:type="dxa" w:w="1234"/>
+          </w:tcPr>
+          <w:p>
+            <w:r>
+              <w:t>0.00%</w:t>
             </w:r>
           </w:p>
         </w:tc>
@@ -1145,35 +1300,71 @@
       <w:tr>
         <w:tc>
           <w:tcPr>
-            <w:tcW w:type="dxa" w:w="4320"/>
+            <w:tcW w:type="dxa" w:w="1234"/>
           </w:tcPr>
           <w:p>
-            <w:r/>
             <w:r>
-              <w:rPr>
-                <w:rFonts w:ascii="Times New Roman" w:hAnsi="Times New Roman"/>
-                <w:b w:val="0"/>
-                <w:i w:val="0"/>
-                <w:sz w:val="20"/>
-              </w:rPr>
-              <w:t>Marked as sent (synced)</w:t>
+              <w:t>Session 3</w:t>
             </w:r>
           </w:p>
         </w:tc>
         <w:tc>
           <w:tcPr>
-            <w:tcW w:type="dxa" w:w="4320"/>
+            <w:tcW w:type="dxa" w:w="1234"/>
           </w:tcPr>
           <w:p>
-            <w:r/>
             <w:r>
-              <w:rPr>
-                <w:rFonts w:ascii="Times New Roman" w:hAnsi="Times New Roman"/>
-                <w:b w:val="0"/>
-                <w:i w:val="0"/>
-                <w:sz w:val="20"/>
-              </w:rPr>
-              <w:t>2,164 readings</w:t>
+              <w:t>23/06 14:15</w:t>
+            </w:r>
+          </w:p>
+        </w:tc>
+        <w:tc>
+          <w:tcPr>
+            <w:tcW w:type="dxa" w:w="1234"/>
+          </w:tcPr>
+          <w:p>
+            <w:r>
+              <w:t>345 min</w:t>
+            </w:r>
+          </w:p>
+        </w:tc>
+        <w:tc>
+          <w:tcPr>
+            <w:tcW w:type="dxa" w:w="1234"/>
+          </w:tcPr>
+          <w:p>
+            <w:r>
+              <w:t>20,702</w:t>
+            </w:r>
+          </w:p>
+        </w:tc>
+        <w:tc>
+          <w:tcPr>
+            <w:tcW w:type="dxa" w:w="1234"/>
+          </w:tcPr>
+          <w:p>
+            <w:r>
+              <w:t>18,013</w:t>
+            </w:r>
+          </w:p>
+        </w:tc>
+        <w:tc>
+          <w:tcPr>
+            <w:tcW w:type="dxa" w:w="1234"/>
+          </w:tcPr>
+          <w:p>
+            <w:r>
+              <w:t>2,689</w:t>
+            </w:r>
+          </w:p>
+        </w:tc>
+        <w:tc>
+          <w:tcPr>
+            <w:tcW w:type="dxa" w:w="1234"/>
+          </w:tcPr>
+          <w:p>
+            <w:r>
+              <w:t>87.01%</w:t>
             </w:r>
           </w:p>
         </w:tc>
@@ -1181,35 +1372,71 @@
       <w:tr>
         <w:tc>
           <w:tcPr>
-            <w:tcW w:type="dxa" w:w="4320"/>
+            <w:tcW w:type="dxa" w:w="1234"/>
           </w:tcPr>
           <w:p>
-            <w:r/>
             <w:r>
-              <w:rPr>
-                <w:rFonts w:ascii="Times New Roman" w:hAnsi="Times New Roman"/>
-                <w:b w:val="0"/>
-                <w:i w:val="0"/>
-                <w:sz w:val="20"/>
-              </w:rPr>
-              <w:t>Received on smartphone</w:t>
+              <w:t>Session 4</w:t>
             </w:r>
           </w:p>
         </w:tc>
         <w:tc>
           <w:tcPr>
-            <w:tcW w:type="dxa" w:w="4320"/>
+            <w:tcW w:type="dxa" w:w="1234"/>
           </w:tcPr>
           <w:p>
-            <w:r/>
             <w:r>
-              <w:rPr>
-                <w:rFonts w:ascii="Times New Roman" w:hAnsi="Times New Roman"/>
-                <w:b w:val="0"/>
-                <w:i w:val="0"/>
-                <w:sz w:val="20"/>
-              </w:rPr>
-              <w:t>2,164 readings</w:t>
+              <w:t>28/06 21:29</w:t>
+            </w:r>
+          </w:p>
+        </w:tc>
+        <w:tc>
+          <w:tcPr>
+            <w:tcW w:type="dxa" w:w="1234"/>
+          </w:tcPr>
+          <w:p>
+            <w:r>
+              <w:t>5 min</w:t>
+            </w:r>
+          </w:p>
+        </w:tc>
+        <w:tc>
+          <w:tcPr>
+            <w:tcW w:type="dxa" w:w="1234"/>
+          </w:tcPr>
+          <w:p>
+            <w:r>
+              <w:t>283</w:t>
+            </w:r>
+          </w:p>
+        </w:tc>
+        <w:tc>
+          <w:tcPr>
+            <w:tcW w:type="dxa" w:w="1234"/>
+          </w:tcPr>
+          <w:p>
+            <w:r>
+              <w:t>278</w:t>
+            </w:r>
+          </w:p>
+        </w:tc>
+        <w:tc>
+          <w:tcPr>
+            <w:tcW w:type="dxa" w:w="1234"/>
+          </w:tcPr>
+          <w:p>
+            <w:r>
+              <w:t>5</w:t>
+            </w:r>
+          </w:p>
+        </w:tc>
+        <w:tc>
+          <w:tcPr>
+            <w:tcW w:type="dxa" w:w="1234"/>
+          </w:tcPr>
+          <w:p>
+            <w:r>
+              <w:t>98.23%</w:t>
             </w:r>
           </w:p>
         </w:tc>
@@ -1217,71 +1444,92 @@
       <w:tr>
         <w:tc>
           <w:tcPr>
-            <w:tcW w:type="dxa" w:w="4320"/>
+            <w:tcW w:type="dxa" w:w="1234"/>
           </w:tcPr>
           <w:p>
-            <w:r/>
             <w:r>
               <w:rPr>
-                <w:rFonts w:ascii="Times New Roman" w:hAnsi="Times New Roman"/>
-                <w:b w:val="0"/>
-                <w:i w:val="0"/>
-                <w:sz w:val="20"/>
+                <w:b/>
               </w:rPr>
-              <w:t>Duplicates on smartphone</w:t>
+              <w:t>Total</w:t>
             </w:r>
           </w:p>
         </w:tc>
         <w:tc>
           <w:tcPr>
-            <w:tcW w:type="dxa" w:w="4320"/>
+            <w:tcW w:type="dxa" w:w="1234"/>
           </w:tcPr>
           <w:p>
-            <w:r/>
             <w:r>
               <w:rPr>
-                <w:rFonts w:ascii="Times New Roman" w:hAnsi="Times New Roman"/>
-                <w:b w:val="0"/>
-                <w:i w:val="0"/>
-                <w:sz w:val="20"/>
+                <w:b/>
               </w:rPr>
-              <w:t>0</w:t>
-            </w:r>
-          </w:p>
-        </w:tc>
-      </w:tr>
-      <w:tr>
-        <w:tc>
-          <w:tcPr>
-            <w:tcW w:type="dxa" w:w="4320"/>
-          </w:tcPr>
-          <w:p>
-            <w:r/>
-            <w:r>
-              <w:rPr>
-                <w:rFonts w:ascii="Times New Roman" w:hAnsi="Times New Roman"/>
-                <w:b w:val="0"/>
-                <w:i w:val="0"/>
-                <w:sz w:val="20"/>
-              </w:rPr>
-              <w:t>Delivery ratio</w:t>
+              <w:t>—</w:t>
             </w:r>
           </w:p>
         </w:tc>
         <w:tc>
           <w:tcPr>
-            <w:tcW w:type="dxa" w:w="4320"/>
+            <w:tcW w:type="dxa" w:w="1234"/>
           </w:tcPr>
           <w:p>
-            <w:r/>
             <w:r>
               <w:rPr>
-                <w:rFonts w:ascii="Times New Roman" w:hAnsi="Times New Roman"/>
-                <w:b w:val="0"/>
-                <w:i w:val="0"/>
-                <w:sz w:val="20"/>
+                <w:b/>
               </w:rPr>
-              <w:t>99.86%</w:t>
+              <w:t>387 min</w:t>
+            </w:r>
+          </w:p>
+        </w:tc>
+        <w:tc>
+          <w:tcPr>
+            <w:tcW w:type="dxa" w:w="1234"/>
+          </w:tcPr>
+          <w:p>
+            <w:r>
+              <w:rPr>
+                <w:b/>
+              </w:rPr>
+              <w:t>23,215</w:t>
+            </w:r>
+          </w:p>
+        </w:tc>
+        <w:tc>
+          <w:tcPr>
+            <w:tcW w:type="dxa" w:w="1234"/>
+          </w:tcPr>
+          <w:p>
+            <w:r>
+              <w:rPr>
+                <w:b/>
+              </w:rPr>
+              <w:t>20,455</w:t>
+            </w:r>
+          </w:p>
+        </w:tc>
+        <w:tc>
+          <w:tcPr>
+            <w:tcW w:type="dxa" w:w="1234"/>
+          </w:tcPr>
+          <w:p>
+            <w:r>
+              <w:rPr>
+                <w:b/>
+              </w:rPr>
+              <w:t>2,760</w:t>
+            </w:r>
+          </w:p>
+        </w:tc>
+        <w:tc>
+          <w:tcPr>
+            <w:tcW w:type="dxa" w:w="1234"/>
+          </w:tcPr>
+          <w:p>
+            <w:r>
+              <w:rPr>
+                <w:b/>
+              </w:rPr>
+              <w:t>88.11%</w:t>
             </w:r>
           </w:p>
         </w:tc>
@@ -1291,6 +1539,106 @@
       <w:pPr>
         <w:spacing w:after="40"/>
       </w:pPr>
+    </w:p>
+    <w:p>
+      <w:pPr>
+        <w:jc w:val="center"/>
+      </w:pPr>
+      <w:r>
+        <w:drawing>
+          <wp:inline xmlns:a="http://schemas.openxmlformats.org/drawingml/2006/main" xmlns:pic="http://schemas.openxmlformats.org/drawingml/2006/picture">
+            <wp:extent cx="5120640" cy="2343955"/>
+            <wp:docPr id="6" name="Picture 6"/>
+            <wp:cNvGraphicFramePr>
+              <a:graphicFrameLocks noChangeAspect="1"/>
+            </wp:cNvGraphicFramePr>
+            <a:graphic>
+              <a:graphicData uri="http://schemas.openxmlformats.org/drawingml/2006/picture">
+                <pic:pic>
+                  <pic:nvPicPr>
+                    <pic:cNvPr id="0" name="fig_hr_completeness.png"/>
+                    <pic:cNvPicPr/>
+                  </pic:nvPicPr>
+                  <pic:blipFill>
+                    <a:blip r:embed="rId14"/>
+                    <a:stretch>
+                      <a:fillRect/>
+                    </a:stretch>
+                  </pic:blipFill>
+                  <pic:spPr>
+                    <a:xfrm>
+                      <a:off x="0" y="0"/>
+                      <a:ext cx="5120640" cy="2343955"/>
+                    </a:xfrm>
+                    <a:prstGeom prst="rect"/>
+                  </pic:spPr>
+                </pic:pic>
+              </a:graphicData>
+            </a:graphic>
+          </wp:inline>
+        </w:drawing>
+      </w:r>
+    </w:p>
+    <w:p>
+      <w:pPr>
+        <w:jc w:val="center"/>
+      </w:pPr>
+      <w:r>
+        <w:rPr>
+          <w:sz w:val="20"/>
+        </w:rPr>
+        <w:t>Figure 6. Data completeness per test session (received vs lost).</w:t>
+      </w:r>
+    </w:p>
+    <w:p>
+      <w:pPr>
+        <w:jc w:val="center"/>
+      </w:pPr>
+      <w:r>
+        <w:drawing>
+          <wp:inline xmlns:a="http://schemas.openxmlformats.org/drawingml/2006/main" xmlns:pic="http://schemas.openxmlformats.org/drawingml/2006/picture">
+            <wp:extent cx="5760720" cy="2936523"/>
+            <wp:docPr id="7" name="Picture 7"/>
+            <wp:cNvGraphicFramePr>
+              <a:graphicFrameLocks noChangeAspect="1"/>
+            </wp:cNvGraphicFramePr>
+            <a:graphic>
+              <a:graphicData uri="http://schemas.openxmlformats.org/drawingml/2006/picture">
+                <pic:pic>
+                  <pic:nvPicPr>
+                    <pic:cNvPr id="0" name="fig_hr_timeline.png"/>
+                    <pic:cNvPicPr/>
+                  </pic:nvPicPr>
+                  <pic:blipFill>
+                    <a:blip r:embed="rId15"/>
+                    <a:stretch>
+                      <a:fillRect/>
+                    </a:stretch>
+                  </pic:blipFill>
+                  <pic:spPr>
+                    <a:xfrm>
+                      <a:off x="0" y="0"/>
+                      <a:ext cx="5760720" cy="2936523"/>
+                    </a:xfrm>
+                    <a:prstGeom prst="rect"/>
+                  </pic:spPr>
+                </pic:pic>
+              </a:graphicData>
+            </a:graphic>
+          </wp:inline>
+        </w:drawing>
+      </w:r>
+    </w:p>
+    <w:p>
+      <w:pPr>
+        <w:jc w:val="center"/>
+      </w:pPr>
+      <w:r>
+        <w:rPr>
+          <w:sz w:val="20"/>
+        </w:rPr>
+        <w:t>Figure 7. Heart-rate signal and BLE packet loss in the main session.</w:t>
+      </w:r>
     </w:p>
     <w:p>
       <w:pPr>
@@ -1318,7 +1666,7 @@
           <w:i w:val="0"/>
           <w:sz w:val="22"/>
         </w:rPr>
-        <w:t>The sensor-accuracy distribution is shown in Table 3. 99.1% of readings were at the highest accuracy (value 3), and only 0.9% (20 readings) were at the no-contact condition (value -1), which commonly occurs when the sensor momentarily loses skin contact [2]. No readings were at low accuracy (0–2). The heart-rate statistics for the session were: minimum 71 bpm, maximum 96 bpm, mean 80.4 bpm, and standard deviation 5.2 bpm. The distribution being strongly dominated by the highest accuracy indicates good data quality.</w:t>
+        <w:t>The sensor-accuracy distribution during the measurement period is shown in Table 3 and Figure 9. 90.8% of readings were at the highest accuracy (value 3), 9.1% (2,113 readings) at the no-contact condition (value -1)—which commonly occurs when the sensor momentarily loses skin contact [2]—and 0.1% (15 readings) at value 0. The heart-rate statistics for the highest-accuracy readings (n=21,087, Figure 8) were: minimum 60 bpm, maximum 123 bpm, mean 83.4 bpm, and standard deviation 9.9 bpm. Note that 22,231 samples in the tail of the recording—with frozen (constant) values and accuracy ≤0 because the smartwatch was not worn—were excluded from the statistics above to avoid biasing the results.</w:t>
       </w:r>
     </w:p>
     <w:p>
@@ -1332,7 +1680,7 @@
           <w:i w:val="0"/>
           <w:sz w:val="20"/>
         </w:rPr>
-        <w:t>Table 3. Distribution of sensor-accuracy values.</w:t>
+        <w:t>Table 3. Distribution of sensor-accuracy values (measurement period).</w:t>
       </w:r>
     </w:p>
     <w:tbl>
@@ -1353,13 +1701,9 @@
             <w:tcW w:type="dxa" w:w="2880"/>
           </w:tcPr>
           <w:p>
-            <w:r/>
             <w:r>
               <w:rPr>
-                <w:rFonts w:ascii="Times New Roman" w:hAnsi="Times New Roman"/>
                 <w:b/>
-                <w:i w:val="0"/>
-                <w:sz w:val="20"/>
               </w:rPr>
               <w:t>Sensor accuracy</w:t>
             </w:r>
@@ -1370,13 +1714,9 @@
             <w:tcW w:type="dxa" w:w="2880"/>
           </w:tcPr>
           <w:p>
-            <w:r/>
             <w:r>
               <w:rPr>
-                <w:rFonts w:ascii="Times New Roman" w:hAnsi="Times New Roman"/>
                 <w:b/>
-                <w:i w:val="0"/>
-                <w:sz w:val="20"/>
               </w:rPr>
               <w:t>Count</w:t>
             </w:r>
@@ -1387,13 +1727,9 @@
             <w:tcW w:type="dxa" w:w="2880"/>
           </w:tcPr>
           <w:p>
-            <w:r/>
             <w:r>
               <w:rPr>
-                <w:rFonts w:ascii="Times New Roman" w:hAnsi="Times New Roman"/>
                 <w:b/>
-                <w:i w:val="0"/>
-                <w:sz w:val="20"/>
               </w:rPr>
               <w:t>Percentage</w:t>
             </w:r>
@@ -1406,14 +1742,7 @@
             <w:tcW w:type="dxa" w:w="2880"/>
           </w:tcPr>
           <w:p>
-            <w:r/>
             <w:r>
-              <w:rPr>
-                <w:rFonts w:ascii="Times New Roman" w:hAnsi="Times New Roman"/>
-                <w:b w:val="0"/>
-                <w:i w:val="0"/>
-                <w:sz w:val="20"/>
-              </w:rPr>
               <w:t>3 (high)</w:t>
             </w:r>
           </w:p>
@@ -1423,15 +1752,8 @@
             <w:tcW w:type="dxa" w:w="2880"/>
           </w:tcPr>
           <w:p>
-            <w:r/>
             <w:r>
-              <w:rPr>
-                <w:rFonts w:ascii="Times New Roman" w:hAnsi="Times New Roman"/>
-                <w:b w:val="0"/>
-                <w:i w:val="0"/>
-                <w:sz w:val="20"/>
-              </w:rPr>
-              <w:t>2,147</w:t>
+              <w:t>21,087</w:t>
             </w:r>
           </w:p>
         </w:tc>
@@ -1440,15 +1762,8 @@
             <w:tcW w:type="dxa" w:w="2880"/>
           </w:tcPr>
           <w:p>
-            <w:r/>
             <w:r>
-              <w:rPr>
-                <w:rFonts w:ascii="Times New Roman" w:hAnsi="Times New Roman"/>
-                <w:b w:val="0"/>
-                <w:i w:val="0"/>
-                <w:sz w:val="20"/>
-              </w:rPr>
-              <w:t>99.1%</w:t>
+              <w:t>90.8%</w:t>
             </w:r>
           </w:p>
         </w:tc>
@@ -1459,15 +1774,8 @@
             <w:tcW w:type="dxa" w:w="2880"/>
           </w:tcPr>
           <w:p>
-            <w:r/>
             <w:r>
-              <w:rPr>
-                <w:rFonts w:ascii="Times New Roman" w:hAnsi="Times New Roman"/>
-                <w:b w:val="0"/>
-                <w:i w:val="0"/>
-                <w:sz w:val="20"/>
-              </w:rPr>
-              <w:t>-1 (no contact)</w:t>
+              <w:t>0 (medium)</w:t>
             </w:r>
           </w:p>
         </w:tc>
@@ -1476,15 +1784,8 @@
             <w:tcW w:type="dxa" w:w="2880"/>
           </w:tcPr>
           <w:p>
-            <w:r/>
             <w:r>
-              <w:rPr>
-                <w:rFonts w:ascii="Times New Roman" w:hAnsi="Times New Roman"/>
-                <w:b w:val="0"/>
-                <w:i w:val="0"/>
-                <w:sz w:val="20"/>
-              </w:rPr>
-              <w:t>20</w:t>
+              <w:t>15</w:t>
             </w:r>
           </w:p>
         </w:tc>
@@ -1493,15 +1794,8 @@
             <w:tcW w:type="dxa" w:w="2880"/>
           </w:tcPr>
           <w:p>
-            <w:r/>
             <w:r>
-              <w:rPr>
-                <w:rFonts w:ascii="Times New Roman" w:hAnsi="Times New Roman"/>
-                <w:b w:val="0"/>
-                <w:i w:val="0"/>
-                <w:sz w:val="20"/>
-              </w:rPr>
-              <w:t>0.9%</w:t>
+              <w:t>0.1%</w:t>
             </w:r>
           </w:p>
         </w:tc>
@@ -1512,14 +1806,39 @@
             <w:tcW w:type="dxa" w:w="2880"/>
           </w:tcPr>
           <w:p>
-            <w:r/>
             <w:r>
-              <w:rPr>
-                <w:rFonts w:ascii="Times New Roman" w:hAnsi="Times New Roman"/>
-                <w:b w:val="0"/>
-                <w:i w:val="0"/>
-                <w:sz w:val="20"/>
-              </w:rPr>
+              <w:t>-1 (no contact)</w:t>
+            </w:r>
+          </w:p>
+        </w:tc>
+        <w:tc>
+          <w:tcPr>
+            <w:tcW w:type="dxa" w:w="2880"/>
+          </w:tcPr>
+          <w:p>
+            <w:r>
+              <w:t>2,113</w:t>
+            </w:r>
+          </w:p>
+        </w:tc>
+        <w:tc>
+          <w:tcPr>
+            <w:tcW w:type="dxa" w:w="2880"/>
+          </w:tcPr>
+          <w:p>
+            <w:r>
+              <w:t>9.1%</w:t>
+            </w:r>
+          </w:p>
+        </w:tc>
+      </w:tr>
+      <w:tr>
+        <w:tc>
+          <w:tcPr>
+            <w:tcW w:type="dxa" w:w="2880"/>
+          </w:tcPr>
+          <w:p>
+            <w:r>
               <w:t>Total</w:t>
             </w:r>
           </w:p>
@@ -1529,15 +1848,8 @@
             <w:tcW w:type="dxa" w:w="2880"/>
           </w:tcPr>
           <w:p>
-            <w:r/>
             <w:r>
-              <w:rPr>
-                <w:rFonts w:ascii="Times New Roman" w:hAnsi="Times New Roman"/>
-                <w:b w:val="0"/>
-                <w:i w:val="0"/>
-                <w:sz w:val="20"/>
-              </w:rPr>
-              <w:t>2,167</w:t>
+              <w:t>23,215</w:t>
             </w:r>
           </w:p>
         </w:tc>
@@ -1546,14 +1858,7 @@
             <w:tcW w:type="dxa" w:w="2880"/>
           </w:tcPr>
           <w:p>
-            <w:r/>
             <w:r>
-              <w:rPr>
-                <w:rFonts w:ascii="Times New Roman" w:hAnsi="Times New Roman"/>
-                <w:b w:val="0"/>
-                <w:i w:val="0"/>
-                <w:sz w:val="20"/>
-              </w:rPr>
               <w:t>100%</w:t>
             </w:r>
           </w:p>
@@ -1564,6 +1869,106 @@
       <w:pPr>
         <w:spacing w:after="40"/>
       </w:pPr>
+    </w:p>
+    <w:p>
+      <w:pPr>
+        <w:jc w:val="center"/>
+      </w:pPr>
+      <w:r>
+        <w:drawing>
+          <wp:inline xmlns:a="http://schemas.openxmlformats.org/drawingml/2006/main" xmlns:pic="http://schemas.openxmlformats.org/drawingml/2006/picture">
+            <wp:extent cx="4297680" cy="2840726"/>
+            <wp:docPr id="8" name="Picture 8"/>
+            <wp:cNvGraphicFramePr>
+              <a:graphicFrameLocks noChangeAspect="1"/>
+            </wp:cNvGraphicFramePr>
+            <a:graphic>
+              <a:graphicData uri="http://schemas.openxmlformats.org/drawingml/2006/picture">
+                <pic:pic>
+                  <pic:nvPicPr>
+                    <pic:cNvPr id="0" name="fig_hr_bpm_dist.png"/>
+                    <pic:cNvPicPr/>
+                  </pic:nvPicPr>
+                  <pic:blipFill>
+                    <a:blip r:embed="rId16"/>
+                    <a:stretch>
+                      <a:fillRect/>
+                    </a:stretch>
+                  </pic:blipFill>
+                  <pic:spPr>
+                    <a:xfrm>
+                      <a:off x="0" y="0"/>
+                      <a:ext cx="4297680" cy="2840726"/>
+                    </a:xfrm>
+                    <a:prstGeom prst="rect"/>
+                  </pic:spPr>
+                </pic:pic>
+              </a:graphicData>
+            </a:graphic>
+          </wp:inline>
+        </w:drawing>
+      </w:r>
+    </w:p>
+    <w:p>
+      <w:pPr>
+        <w:jc w:val="center"/>
+      </w:pPr>
+      <w:r>
+        <w:rPr>
+          <w:sz w:val="20"/>
+        </w:rPr>
+        <w:t>Figure 8. Distribution of heart-rate values for the highest-accuracy readings.</w:t>
+      </w:r>
+    </w:p>
+    <w:p>
+      <w:pPr>
+        <w:jc w:val="center"/>
+      </w:pPr>
+      <w:r>
+        <w:drawing>
+          <wp:inline xmlns:a="http://schemas.openxmlformats.org/drawingml/2006/main" xmlns:pic="http://schemas.openxmlformats.org/drawingml/2006/picture">
+            <wp:extent cx="4572000" cy="2942410"/>
+            <wp:docPr id="9" name="Picture 9"/>
+            <wp:cNvGraphicFramePr>
+              <a:graphicFrameLocks noChangeAspect="1"/>
+            </wp:cNvGraphicFramePr>
+            <a:graphic>
+              <a:graphicData uri="http://schemas.openxmlformats.org/drawingml/2006/picture">
+                <pic:pic>
+                  <pic:nvPicPr>
+                    <pic:cNvPr id="0" name="fig_hr_contact.png"/>
+                    <pic:cNvPicPr/>
+                  </pic:nvPicPr>
+                  <pic:blipFill>
+                    <a:blip r:embed="rId17"/>
+                    <a:stretch>
+                      <a:fillRect/>
+                    </a:stretch>
+                  </pic:blipFill>
+                  <pic:spPr>
+                    <a:xfrm>
+                      <a:off x="0" y="0"/>
+                      <a:ext cx="4572000" cy="2942410"/>
+                    </a:xfrm>
+                    <a:prstGeom prst="rect"/>
+                  </pic:spPr>
+                </pic:pic>
+              </a:graphicData>
+            </a:graphic>
+          </wp:inline>
+        </w:drawing>
+      </w:r>
+    </w:p>
+    <w:p>
+      <w:pPr>
+        <w:jc w:val="center"/>
+      </w:pPr>
+      <w:r>
+        <w:rPr>
+          <w:sz w:val="20"/>
+        </w:rPr>
+        <w:t>Figure 9. Sensor contact-quality distribution during the measurement period.</w:t>
+      </w:r>
     </w:p>
     <w:p>
       <w:pPr>
@@ -1595,6 +2000,20 @@
       </w:r>
     </w:p>
     <w:p>
+      <w:r>
+        <w:rPr>
+          <w:b/>
+          <w:sz w:val="22"/>
+        </w:rPr>
+        <w:t>3.5 Finding: Store-and-Forward Backfill Limitation</w:t>
+      </w:r>
+    </w:p>
+    <w:p>
+      <w:r>
+        <w:t>A cross-analysis between the sent-status marker (synced) on the smartwatch and the presence of records on the smartphone revealed an important finding. A total of 2,879 readings were marked as sent (synced = 1) by the smartwatch but were not found in the smartphone database, whereas only the last 5 readings were genuinely still pending. All of this 2,879-record difference occurred during periods when the smartphone was disconnected. This indicates that, in the current implementation, the sent marking is applied at the notification-send level without being fully confirmed by an application-level ACK when the link is inactive, so the backlog accumulated during disconnection is not always retransmitted (backfilled) after the link recovers. Consequently, the store-and-forward mechanism preserves completeness well while the link is active but is not yet fully resilient to disconnect-reconnect scenarios. The recommended improvements are to defer the synced marking until an ACK is received and to add a backfill trigger that scans unconfirmed records whenever a connection is re-established. This finding reinforces the importance of application-level acknowledgement over relying on BLE notifications alone.</w:t>
+      </w:r>
+    </w:p>
+    <w:p>
       <w:pPr>
         <w:spacing w:before="200" w:after="80"/>
       </w:pPr>
@@ -1605,7 +2024,7 @@
           <w:i w:val="0"/>
           <w:sz w:val="22"/>
         </w:rPr>
-        <w:t>3.5 Discussion and Limitations</w:t>
+        <w:t>3.6 Discussion and Limitations</w:t>
       </w:r>
     </w:p>
     <w:p>
@@ -1620,7 +2039,7 @@
           <w:i w:val="0"/>
           <w:sz w:val="22"/>
         </w:rPr>
-        <w:t>The results show that the combination of store-and-forward, ACK, and an idempotent receiver can preserve data completeness and integrity under normal conditions, while opcode-based framing with flow control overcomes the BLE notification size limit. Time-based matching makes the delivery computation independent of clock synchronization.</w:t>
+        <w:t>The results show that the combination of store-and-forward, ACK, and an idempotent receiver can preserve data completeness and integrity while the BLE link is active—evidenced by 100% value fidelity and near-zero loss when connected—while opcode-based framing with flow control overcomes the BLE notification size limit. Time-based matching makes the delivery computation independent of clock synchronization. Conversely, as discussed in Section 3.5, reliability degrades in disconnect scenarios, so backlog backfill needs to be strengthened.</w:t>
       </w:r>
     </w:p>
     <w:p>
@@ -1635,7 +2054,7 @@
           <w:i w:val="0"/>
           <w:sz w:val="22"/>
         </w:rPr>
-        <w:t>This study has several limitations. First, the evaluation is still based on a single session, so replication and varied conditions are needed to obtain representative means and standard deviations. Second, background execution covers the application being in the background and the screen off, but does not yet guarantee operation when the application is force-closed or after a device reboot, which is also constrained by OS power-saving policies. Third, the BLE communication does not yet apply encryption/authentication, so the security of health data is a development agenda. Fourth, the sensor on a consumer smartwatch is not clinically validated, so the contribution focuses on communication reliability rather than the medical accuracy of the heart-rate values.</w:t>
+        <w:t>This study has several limitations. First, the evaluation spans four sessions on a single device pair and a single environment, so replication across devices, distances, and interference conditions is needed to obtain representative means and standard deviations. Second, it was found that the backlog during disconnection is not always backfilled (Section 3.5); strengthening the ACK and backfill trigger is a priority improvement. Third, background execution covers the application being in the background and the screen off, but does not yet guarantee operation when the application is force-closed or after a device reboot, which is also constrained by OS power-saving policies. Fourth, the BLE communication does not yet apply encryption/authentication, so the security of health data is a development agenda. Fifth, the sensor on a consumer smartwatch is not clinically validated, so the contribution focuses on communication reliability rather than the medical accuracy of the heart-rate values.</w:t>
       </w:r>
     </w:p>
     <w:p>
@@ -1664,7 +2083,7 @@
           <w:i w:val="0"/>
           <w:sz w:val="22"/>
         </w:rPr>
-        <w:t>This study designed and implemented a BLE-based heart-rate data delivery system from a smartwatch to a smartphone using batch framing, store-and-forward, delivery acknowledgement (ACK), an idempotent receiver, and background execution. Testing on physical devices showed a 99.86% delivery ratio with no duplicates in a single ~36-minute session, with 99.1% of data at the highest accuracy, and fast batch transfer (~0.32 s for 228 readings at MTU 512). Future work includes formal measurement across varied conditions with replication, strengthening background execution (including auto-start after reboot), and adding encryption for data security.</w:t>
+        <w:t>This study designed and implemented a BLE-based heart-rate data delivery system from a smartwatch to a smartphone using batch framing, store-and-forward, delivery acknowledgement (ACK), an idempotent receiver, and background execution. Testing on physical devices across four sessions (23,215 readings in total) showed high data integrity—100% value fidelity and near-zero loss while the BLE link was active—with 90.8% of data at the highest accuracy and fast batch transfer (~0.32 s for 228 readings at MTU 512). The evaluation also revealed a limitation: during disconnection periods the backlog was not always backfilled, so the aggregate delivery ratio was 88.1%. Future work includes strengthening the backfill and ACK mechanisms for disconnect-reconnect resilience, formal measurement across varied conditions with replication, strengthening background execution (including auto-start after reboot), and adding encryption for data security.</w:t>
       </w:r>
     </w:p>
     <w:p>

--- a/Draft_Manuscript_HR_BLE_EN.docx
+++ b/Draft_Manuscript_HR_BLE_EN.docx
@@ -1547,7 +1547,7 @@
       <w:r>
         <w:drawing>
           <wp:inline xmlns:a="http://schemas.openxmlformats.org/drawingml/2006/main" xmlns:pic="http://schemas.openxmlformats.org/drawingml/2006/picture">
-            <wp:extent cx="5120640" cy="2343955"/>
+            <wp:extent cx="5120640" cy="2331935"/>
             <wp:docPr id="6" name="Picture 6"/>
             <wp:cNvGraphicFramePr>
               <a:graphicFrameLocks noChangeAspect="1"/>
@@ -1568,7 +1568,7 @@
                   <pic:spPr>
                     <a:xfrm>
                       <a:off x="0" y="0"/>
-                      <a:ext cx="5120640" cy="2343955"/>
+                      <a:ext cx="5120640" cy="2331935"/>
                     </a:xfrm>
                     <a:prstGeom prst="rect"/>
                   </pic:spPr>
@@ -1597,7 +1597,7 @@
       <w:r>
         <w:drawing>
           <wp:inline xmlns:a="http://schemas.openxmlformats.org/drawingml/2006/main" xmlns:pic="http://schemas.openxmlformats.org/drawingml/2006/picture">
-            <wp:extent cx="5760720" cy="2936523"/>
+            <wp:extent cx="5760720" cy="2895260"/>
             <wp:docPr id="7" name="Picture 7"/>
             <wp:cNvGraphicFramePr>
               <a:graphicFrameLocks noChangeAspect="1"/>
@@ -1618,7 +1618,7 @@
                   <pic:spPr>
                     <a:xfrm>
                       <a:off x="0" y="0"/>
-                      <a:ext cx="5760720" cy="2936523"/>
+                      <a:ext cx="5760720" cy="2895260"/>
                     </a:xfrm>
                     <a:prstGeom prst="rect"/>
                   </pic:spPr>
@@ -1877,7 +1877,7 @@
       <w:r>
         <w:drawing>
           <wp:inline xmlns:a="http://schemas.openxmlformats.org/drawingml/2006/main" xmlns:pic="http://schemas.openxmlformats.org/drawingml/2006/picture">
-            <wp:extent cx="4297680" cy="2840726"/>
+            <wp:extent cx="4297680" cy="2827421"/>
             <wp:docPr id="8" name="Picture 8"/>
             <wp:cNvGraphicFramePr>
               <a:graphicFrameLocks noChangeAspect="1"/>
@@ -1898,7 +1898,7 @@
                   <pic:spPr>
                     <a:xfrm>
                       <a:off x="0" y="0"/>
-                      <a:ext cx="4297680" cy="2840726"/>
+                      <a:ext cx="4297680" cy="2827421"/>
                     </a:xfrm>
                     <a:prstGeom prst="rect"/>
                   </pic:spPr>
@@ -1927,7 +1927,7 @@
       <w:r>
         <w:drawing>
           <wp:inline xmlns:a="http://schemas.openxmlformats.org/drawingml/2006/main" xmlns:pic="http://schemas.openxmlformats.org/drawingml/2006/picture">
-            <wp:extent cx="4572000" cy="2942410"/>
+            <wp:extent cx="4572000" cy="2719016"/>
             <wp:docPr id="9" name="Picture 9"/>
             <wp:cNvGraphicFramePr>
               <a:graphicFrameLocks noChangeAspect="1"/>
@@ -1948,7 +1948,7 @@
                   <pic:spPr>
                     <a:xfrm>
                       <a:off x="0" y="0"/>
-                      <a:ext cx="4572000" cy="2942410"/>
+                      <a:ext cx="4572000" cy="2719016"/>
                     </a:xfrm>
                     <a:prstGeom prst="rect"/>
                   </pic:spPr>

--- a/Draft_Manuscript_HR_BLE_EN.docx
+++ b/Draft_Manuscript_HR_BLE_EN.docx
@@ -7,12 +7,6 @@
         <w:jc w:val="center"/>
       </w:pPr>
       <w:r>
-        <w:rPr>
-          <w:rFonts w:ascii="Times New Roman" w:hAnsi="Times New Roman"/>
-          <w:b/>
-          <w:i w:val="0"/>
-          <w:sz w:val="28"/>
-        </w:rPr>
         <w:t>Reliable Heart-Rate Data Delivery from a Smartwatch to a Smartphone over Bluetooth Low Energy Using a Store-and-Forward Scheme with Acknowledgement</w:t>
       </w:r>
     </w:p>
@@ -21,12 +15,6 @@
         <w:jc w:val="center"/>
       </w:pPr>
       <w:r>
-        <w:rPr>
-          <w:rFonts w:ascii="Times New Roman" w:hAnsi="Times New Roman"/>
-          <w:b/>
-          <w:i w:val="0"/>
-          <w:sz w:val="22"/>
-        </w:rPr>
         <w:t>Faik Irkham¹, [[Advisor Name]]²</w:t>
       </w:r>
     </w:p>
@@ -35,12 +23,6 @@
         <w:jc w:val="center"/>
       </w:pPr>
       <w:r>
-        <w:rPr>
-          <w:rFonts w:ascii="Times New Roman" w:hAnsi="Times New Roman"/>
-          <w:b w:val="0"/>
-          <w:i w:val="0"/>
-          <w:sz w:val="20"/>
-        </w:rPr>
         <w:t>¹²[[Department/Study Program, Faculty, University, City, Indonesia]]</w:t>
       </w:r>
     </w:p>
@@ -49,12 +31,6 @@
         <w:jc w:val="center"/>
       </w:pPr>
       <w:r>
-        <w:rPr>
-          <w:rFonts w:ascii="Times New Roman" w:hAnsi="Times New Roman"/>
-          <w:b w:val="0"/>
-          <w:i w:val="0"/>
-          <w:sz w:val="20"/>
-        </w:rPr>
         <w:t>e-mail: faikirkham@gmail.com</w:t>
       </w:r>
     </w:p>
@@ -63,12 +39,6 @@
         <w:spacing w:before="200" w:after="80"/>
       </w:pPr>
       <w:r>
-        <w:rPr>
-          <w:rFonts w:ascii="Times New Roman" w:hAnsi="Times New Roman"/>
-          <w:b/>
-          <w:i w:val="0"/>
-          <w:sz w:val="24"/>
-        </w:rPr>
         <w:t>Abstract</w:t>
       </w:r>
     </w:p>
@@ -78,33 +48,12 @@
         <w:jc w:val="both"/>
       </w:pPr>
       <w:r>
-        <w:rPr>
-          <w:rFonts w:ascii="Times New Roman" w:hAnsi="Times New Roman"/>
-          <w:b w:val="0"/>
-          <w:i w:val="0"/>
-          <w:sz w:val="22"/>
-        </w:rPr>
-        <w:t>Continuous heart-rate monitoring using wearable devices is a key component of the Internet of Medical Things (IoMT). A central challenge is guaranteeing data completeness when readings are transferred from a smartwatch to a smartphone over Bluetooth Low Energy (BLE), given the limited packet size (MTU), the best-effort nature of BLE notifications, and operating-system restrictions on background execution. This work designs and implements a two-application system: a smartwatch (Wear OS) application acting as a BLE peripheral/GATT server that records the heart rate every second into a local database and periodically sends it as a batch to a smartphone (Android) application acting as the central. For reliability, each batch is fragmented into opcode-tagged frames (START/DATA/END) with flow control, complemented by a store-and-forward scheme, application-level acknowledgement (ACK), an idempotent (duplicate-free) receiver, and a foreground service for background operation. Evaluation on physical devices spanned four sessions (23,215 measurement readings in total, excluding 22,231 samples recorded while the sensor was not worn). While the BLE link was active, data loss was near zero and every received reading was identical to the smartwatch record (100% value fidelity) with no duplicates. However, a limitation emerged: during smartphone-disconnected periods the backlog was not always backfilled despite being marked as sent, yielding an aggregate delivery ratio of 88.1% across all sessions. 90.8% of readings were at the highest sensor-accuracy level. One batch of 228 readings (10,717 bytes, 24 frames) was delivered in ~0.32 s at MTU 512. The results show the proposed mechanism preserves data integrity and completeness while the link is active; strengthening backlog backfill during disconnection and evaluating varied conditions are future work.</w:t>
+        <w:t>Continuous wearable heart-rate monitoring requires data delivery that preserves integrity despite limited BLE notification size and intermittent connectivity. This study implements two applications: a Wear OS smartwatch records one SQLite row per second and sends opcode-framed batches as a peripheral/GATT server, while an Android smartphone reassembles frames, persists records idempotently, and returns an application-level ACK. The historical evaluation comprises four initial-version sessions from 23–28 June 2026 and one ACK-revised session on 5 July 2026, totaling 25,191 records. Combined, 22,429 records were matched on the smartphone (89.04%); every matched record had identical bpm and accuracy values and no database duplicates. The initial-version sessions revealed 2,755 measurement-period records prematurely marked synced although absent from the smartphone. After markSynced was revised to wait for an ACK, Session 5 delivered 1,974 of 1,976 records (99.90%); the final two remained pending and all seven transmitted batches were acknowledged. At MTU 512, 180-record batches (8,461 bytes, 19 frames) transferred in 121.5 ± 25.5 ms. The results demonstrate high transfer integrity, while the revised version's disconnect–reconnect resilience still requires controlled evaluation.</w:t>
       </w:r>
     </w:p>
     <w:p>
       <w:r>
-        <w:rPr>
-          <w:rFonts w:ascii="Times New Roman" w:hAnsi="Times New Roman"/>
-          <w:b/>
-          <w:i w:val="0"/>
-          <w:sz w:val="22"/>
-        </w:rPr>
-        <w:t xml:space="preserve">Keywords: </w:t>
-      </w:r>
-      <w:r>
-        <w:rPr>
-          <w:rFonts w:ascii="Times New Roman" w:hAnsi="Times New Roman"/>
-          <w:b w:val="0"/>
-          <w:i/>
-          <w:sz w:val="22"/>
-        </w:rPr>
-        <w:t>IoMT; Bluetooth Low Energy; wearable; heart rate; store-and-forward; delivery reliability; Wear OS</w:t>
+        <w:t>Keywords: IoMT; Bluetooth Low Energy; wearable; heart rate; store-and-forward; delivery reliability; Wear OS</w:t>
       </w:r>
     </w:p>
     <w:p>
@@ -112,12 +61,6 @@
         <w:spacing w:before="200" w:after="80"/>
       </w:pPr>
       <w:r>
-        <w:rPr>
-          <w:rFonts w:ascii="Times New Roman" w:hAnsi="Times New Roman"/>
-          <w:b/>
-          <w:i w:val="0"/>
-          <w:sz w:val="24"/>
-        </w:rPr>
         <w:t>1. Introduction</w:t>
       </w:r>
     </w:p>
@@ -127,13 +70,7 @@
         <w:jc w:val="both"/>
       </w:pPr>
       <w:r>
-        <w:rPr>
-          <w:rFonts w:ascii="Times New Roman" w:hAnsi="Times New Roman"/>
-          <w:b w:val="0"/>
-          <w:i w:val="0"/>
-          <w:sz w:val="22"/>
-        </w:rPr>
-        <w:t>The use of wearable devices for continuous health monitoring has grown rapidly along with the Internet of Medical Things (IoMT), a network of medical/health devices that collect and exchange physiological data [[add citation: IoMT survey]]. A smartwatch equipped with an optical heart-rate sensor can act as a sensor node, while a smartphone serves as a gateway that collects, stores, and forwards the data for further analysis.</w:t>
+        <w:t>The use of wearable devices for continuous health monitoring has grown rapidly along with the Internet of Medical Things (IoMT), a network of medical/health devices that collect and exchange physiological data [7]. A smartwatch equipped with an optical heart-rate sensor can act as a sensor node, while a smartphone serves as a gateway that collects, stores, and forwards the data for further analysis.</w:t>
       </w:r>
     </w:p>
     <w:p>
@@ -142,13 +79,7 @@
         <w:jc w:val="both"/>
       </w:pPr>
       <w:r>
-        <w:rPr>
-          <w:rFonts w:ascii="Times New Roman" w:hAnsi="Times New Roman"/>
-          <w:b w:val="0"/>
-          <w:i w:val="0"/>
-          <w:sz w:val="22"/>
-        </w:rPr>
-        <w:t>Bluetooth Low Energy (BLE) is a primary choice of communication channel in this scenario because of its low power consumption [1]. However, delivering complete health data over BLE faces several challenges: the size of a single notification is bounded by the Maximum Transmission Unit (MTU); BLE notifications are best-effort (no attribute-layer acknowledgement); and operating systems—especially Wear OS and phones with aggressive power management—restrict background processes [3]. In health applications, losing part of the data can degrade analysis quality, making data completeness an essential requirement.</w:t>
+        <w:t>Bluetooth Low Energy (BLE) is a primary choice of communication channel in this scenario because of its low power consumption [1]. However, delivering complete health data over BLE faces several challenges: the size of a single notification is bounded by the Maximum Transmission Unit (MTU) [11]; BLE notifications are best-effort (no attribute-layer acknowledgement); and operating systems—especially Wear OS and phones with aggressive power management—restrict background processes [3]. In health applications, losing part of the data can degrade analysis quality, making data completeness an essential requirement.</w:t>
       </w:r>
     </w:p>
     <w:p>
@@ -157,13 +88,17 @@
         <w:jc w:val="both"/>
       </w:pPr>
       <w:r>
-        <w:rPr>
-          <w:rFonts w:ascii="Times New Roman" w:hAnsi="Times New Roman"/>
-          <w:b w:val="0"/>
-          <w:i w:val="0"/>
-          <w:sz w:val="22"/>
-        </w:rPr>
-        <w:t>Many prior implementations emphasize displaying the latest value in real time (e.g., sending a single reading snapshot on request); this approach does not guarantee that all readings are stored at the receiver if the connection is briefly lost or the receiver application is stopped by the system [[add citation: related wearable BLE/mHealth study]]. A mechanism that guarantees data completeness is therefore needed, combining temporary storage (store-and-forward), delivery acknowledgement, duplicate prevention, and background operation.</w:t>
+        <w:t>Many prior implementations emphasize displaying the latest value in real time (e.g., sending a single reading snapshot on request); this approach does not guarantee that all readings are stored at the receiver if the connection is briefly lost or the receiver application is stopped by the system [8], [10]. A mechanism that guarantees data completeness is therefore needed, combining temporary storage (store-and-forward), delivery acknowledgement, duplicate prevention, and background operation.</w:t>
+      </w:r>
+    </w:p>
+    <w:p>
+      <w:r>
+        <w:t>Several recent studies have examined aspects adjacent to this work. He et al. [7] mapped the architecture, applications, and challenges of the IoMT, including the need for reliable data delivery in remote patient monitoring. At the protocol level, Balas et al. [8] observed the behaviour of BLE in a heart-rate monitoring application and showed that connection parameters affect the quality of data delivery, while Xu et al. [11] modelled BLE performance and demonstrated the influence of link-layer parameters on throughput. At the network level, the survey by Majumdar et al. [10] summarised reliability, robustness, and energy-efficiency approaches in wireless body area networks (WBANs), and Xiong and Jiang [9] developed a delay-tolerant network (DTN) routing protocol based on the store-carry-forward paradigm for intermittently connected networks. At the device level, the validation study by Schweizer and Gilgen-Ammann [12] confirmed that the accuracy of wrist-worn heart-rate sensors varies across activity conditions, so sensor contact quality should be reported alongside the data.</w:t>
+      </w:r>
+    </w:p>
+    <w:p>
+      <w:r>
+        <w:t>Nevertheless, these studies largely focus on link-layer behaviour, routing protocols, or sensor accuracy, and do not address application-level data-completeness guarantees on a consumer device pair (a Wear OS smartwatch and an Android smartphone) under disconnect–reconnect conditions — including empirical verification that every recorded reading actually arrives at the receiver without duplication. This work fills that gap through the combination of store-and-forward, application-level acknowledgement (ACK), an idempotent receiver, and completeness evaluation based on timestamp matching.</w:t>
       </w:r>
     </w:p>
     <w:p>
@@ -172,13 +107,7 @@
         <w:jc w:val="both"/>
       </w:pPr>
       <w:r>
-        <w:rPr>
-          <w:rFonts w:ascii="Times New Roman" w:hAnsi="Times New Roman"/>
-          <w:b w:val="0"/>
-          <w:i w:val="0"/>
-          <w:sz w:val="22"/>
-        </w:rPr>
-        <w:t>The contributions of this work are: (1) the design and implementation of a two-application Wear OS–Android system for acquiring and delivering heart-rate data; (2) a batch delivery protocol over BLE notifications using opcode-based framing with flow control; (3) reliability mechanisms consisting of store-and-forward, application-level acknowledgement (ACK), and an idempotent (duplicate-free) receiver; (4) background execution via a foreground service; and (5) an empirical evaluation across four sessions of delivery ratio, value fidelity, data quality, and transfer performance—including the finding of a store-and-forward backfill limitation during disconnection—together with supporting data tools for reproducibility.</w:t>
+        <w:t>The contributions of this work are: (1) the design and implementation of a two-application Wear OS–Android system for heart-rate acquisition and delivery; (2) an opcode-framed batch protocol over BLE notifications with flow control; (3) store-and-forward, application-level ACK, and idempotent receiver mechanisms; (4) background execution using foreground services; and (5) an empirical evaluation across five sessions, including the backfill limitation found in the initial implementation, with reproducible analysis tools.</w:t>
       </w:r>
     </w:p>
     <w:p>
@@ -186,12 +115,6 @@
         <w:spacing w:before="200" w:after="80"/>
       </w:pPr>
       <w:r>
-        <w:rPr>
-          <w:rFonts w:ascii="Times New Roman" w:hAnsi="Times New Roman"/>
-          <w:b/>
-          <w:i w:val="0"/>
-          <w:sz w:val="24"/>
-        </w:rPr>
         <w:t>2. Materials and Methods</w:t>
       </w:r>
     </w:p>
@@ -201,12 +124,6 @@
         <w:jc w:val="both"/>
       </w:pPr>
       <w:r>
-        <w:rPr>
-          <w:rFonts w:ascii="Times New Roman" w:hAnsi="Times New Roman"/>
-          <w:b w:val="0"/>
-          <w:i w:val="0"/>
-          <w:sz w:val="22"/>
-        </w:rPr>
         <w:t>This study follows a design-and-implementation approach, followed by testing on physical devices. This section describes the system architecture, the communication protocol, the reliability mechanisms, the application architecture, and the evaluation procedure and metrics.</w:t>
       </w:r>
     </w:p>
@@ -215,12 +132,6 @@
         <w:spacing w:before="200" w:after="80"/>
       </w:pPr>
       <w:r>
-        <w:rPr>
-          <w:rFonts w:ascii="Times New Roman" w:hAnsi="Times New Roman"/>
-          <w:b/>
-          <w:i w:val="0"/>
-          <w:sz w:val="22"/>
-        </w:rPr>
         <w:t>2.1 System Architecture</w:t>
       </w:r>
     </w:p>
@@ -230,53 +141,14 @@
         <w:jc w:val="both"/>
       </w:pPr>
       <w:r>
-        <w:rPr>
-          <w:rFonts w:ascii="Times New Roman" w:hAnsi="Times New Roman"/>
-          <w:b w:val="0"/>
-          <w:i w:val="0"/>
-          <w:sz w:val="22"/>
-        </w:rPr>
-        <w:t>The system comprises two devices, as shown in Figure 1. The smartwatch acts as a peripheral/GATT server: the heart-rate sensor is read by native code, forwarded to the application layer, stored in a local SQLite database, and then advertised and sent over BLE. The smartphone acts as a central/GATT client: it scans, connects, subscribes to notifications, reassembles the batch, stores it in SQLite, and provides data export. The data follows a numbered “U”-shaped flow (1–10), from acquisition on the smartwatch to export on the smartphone.</w:t>
+        <w:t>The system comprises two devices, as shown in Figure 1. The smartwatch acts as a peripheral/GATT server: the heart-rate sensor is read by native code, forwarded to the application layer, stored in a local SQLite database (sqflite library) [5], and then advertised and sent over BLE. The smartphone acts as a central/GATT client (flutter_blue_plus library) [4]: it scans, connects, subscribes to notifications, reassembles the batch, stores it in SQLite, and provides data export. The data follows a numbered “U”-shaped flow (1–10), from acquisition on the smartwatch to export on the smartphone.</w:t>
       </w:r>
     </w:p>
     <w:p>
       <w:pPr>
         <w:jc w:val="center"/>
       </w:pPr>
-      <w:r>
-        <w:drawing>
-          <wp:inline xmlns:a="http://schemas.openxmlformats.org/drawingml/2006/main" xmlns:pic="http://schemas.openxmlformats.org/drawingml/2006/picture">
-            <wp:extent cx="3840480" cy="4844083"/>
-            <wp:docPr id="1" name="Picture 1"/>
-            <wp:cNvGraphicFramePr>
-              <a:graphicFrameLocks noChangeAspect="1"/>
-            </wp:cNvGraphicFramePr>
-            <a:graphic>
-              <a:graphicData uri="http://schemas.openxmlformats.org/drawingml/2006/picture">
-                <pic:pic>
-                  <pic:nvPicPr>
-                    <pic:cNvPr id="0" name="fig_architecture.png"/>
-                    <pic:cNvPicPr/>
-                  </pic:nvPicPr>
-                  <pic:blipFill>
-                    <a:blip r:embed="rId9"/>
-                    <a:stretch>
-                      <a:fillRect/>
-                    </a:stretch>
-                  </pic:blipFill>
-                  <pic:spPr>
-                    <a:xfrm>
-                      <a:off x="0" y="0"/>
-                      <a:ext cx="3840480" cy="4844083"/>
-                    </a:xfrm>
-                    <a:prstGeom prst="rect"/>
-                  </pic:spPr>
-                </pic:pic>
-              </a:graphicData>
-            </a:graphic>
-          </wp:inline>
-        </w:drawing>
-      </w:r>
+      <w:r/>
     </w:p>
     <w:p>
       <w:pPr>
@@ -284,13 +156,12 @@
         <w:jc w:val="center"/>
       </w:pPr>
       <w:r>
-        <w:rPr>
-          <w:rFonts w:ascii="Times New Roman" w:hAnsi="Times New Roman"/>
-          <w:b w:val="0"/>
-          <w:i w:val="0"/>
-          <w:sz w:val="20"/>
-        </w:rPr>
         <w:t>Figure 1. Two-device system architecture (data flow 1–10).</w:t>
+      </w:r>
+    </w:p>
+    <w:p>
+      <w:r>
+        <w:t>In the figure, the left column shows the five smartwatch components — sensor, native code, application layer, SQLite, and the BLE advertiser/GATT server — flowing from acquisition to transmission (steps 1–5), while the right column shows the five smartphone components from BLE reception to data export (steps 6–10). The bridge on the bottom row depicts the two communication directions: data batches via NOTIFY from the smartwatch to the smartphone, and the ACK confirmation via WRITE in the opposite direction.</w:t>
       </w:r>
     </w:p>
     <w:p>
@@ -298,12 +169,6 @@
         <w:spacing w:before="200" w:after="80"/>
       </w:pPr>
       <w:r>
-        <w:rPr>
-          <w:rFonts w:ascii="Times New Roman" w:hAnsi="Times New Roman"/>
-          <w:b/>
-          <w:i w:val="0"/>
-          <w:sz w:val="22"/>
-        </w:rPr>
         <w:t>2.2 Communication Protocol and Framing</w:t>
       </w:r>
     </w:p>
@@ -313,12 +178,6 @@
         <w:jc w:val="both"/>
       </w:pPr>
       <w:r>
-        <w:rPr>
-          <w:rFonts w:ascii="Times New Roman" w:hAnsi="Times New Roman"/>
-          <w:b w:val="0"/>
-          <w:i w:val="0"/>
-          <w:sz w:val="22"/>
-        </w:rPr>
         <w:t>Communication uses a dedicated GATT service with a “record” characteristic of the notify type. After connecting, the smartphone requests a 512-byte MTU and enables notifications. Because one batch contains many readings whose size exceeds the capacity of a single notification, the batch is fragmented into a sequence of frames, each prefixed with an opcode: START (0x01), DATA (0x02), and END (0x03), as shown in Figure 2. The data chunk per frame is MTU minus 4 bytes (3 bytes of ATT header and 1 byte of opcode). Inter-frame transmission is flow-controlled: the next frame is sent only after the send-completion callback of the previous frame. The receiver reassembles the frames into a complete JSON payload. The full interaction sequence is shown in Figure 3.</w:t>
       </w:r>
     </w:p>
@@ -326,40 +185,7 @@
       <w:pPr>
         <w:jc w:val="center"/>
       </w:pPr>
-      <w:r>
-        <w:drawing>
-          <wp:inline xmlns:a="http://schemas.openxmlformats.org/drawingml/2006/main" xmlns:pic="http://schemas.openxmlformats.org/drawingml/2006/picture">
-            <wp:extent cx="5669280" cy="2227415"/>
-            <wp:docPr id="2" name="Picture 2"/>
-            <wp:cNvGraphicFramePr>
-              <a:graphicFrameLocks noChangeAspect="1"/>
-            </wp:cNvGraphicFramePr>
-            <a:graphic>
-              <a:graphicData uri="http://schemas.openxmlformats.org/drawingml/2006/picture">
-                <pic:pic>
-                  <pic:nvPicPr>
-                    <pic:cNvPr id="0" name="fig_framing.png"/>
-                    <pic:cNvPicPr/>
-                  </pic:nvPicPr>
-                  <pic:blipFill>
-                    <a:blip r:embed="rId10"/>
-                    <a:stretch>
-                      <a:fillRect/>
-                    </a:stretch>
-                  </pic:blipFill>
-                  <pic:spPr>
-                    <a:xfrm>
-                      <a:off x="0" y="0"/>
-                      <a:ext cx="5669280" cy="2227415"/>
-                    </a:xfrm>
-                    <a:prstGeom prst="rect"/>
-                  </pic:spPr>
-                </pic:pic>
-              </a:graphicData>
-            </a:graphic>
-          </wp:inline>
-        </w:drawing>
-      </w:r>
+      <w:r/>
     </w:p>
     <w:p>
       <w:pPr>
@@ -367,53 +193,19 @@
         <w:jc w:val="center"/>
       </w:pPr>
       <w:r>
-        <w:rPr>
-          <w:rFonts w:ascii="Times New Roman" w:hAnsi="Times New Roman"/>
-          <w:b w:val="0"/>
-          <w:i w:val="0"/>
-          <w:sz w:val="20"/>
-        </w:rPr>
         <w:t>Figure 2. Fragmentation of one JSON batch into BLE frames (START/DATA/END).</w:t>
+      </w:r>
+    </w:p>
+    <w:p>
+      <w:r>
+        <w:t>The figure shows one batch (a JSON array of bpm, accuracy, and time) being split into a sequence of frames: opened by START, followed by a number of DATA frames each carrying one payload chunk, and closed by END. The inset at the bottom shows the structure of a single DATA frame — a one-byte opcode followed by a chunk of at most MTU − 4 bytes — and each frame is sent as one BLE notification.</w:t>
       </w:r>
     </w:p>
     <w:p>
       <w:pPr>
         <w:jc w:val="center"/>
       </w:pPr>
-      <w:r>
-        <w:drawing>
-          <wp:inline xmlns:a="http://schemas.openxmlformats.org/drawingml/2006/main" xmlns:pic="http://schemas.openxmlformats.org/drawingml/2006/picture">
-            <wp:extent cx="3931920" cy="4549571"/>
-            <wp:docPr id="3" name="Picture 3"/>
-            <wp:cNvGraphicFramePr>
-              <a:graphicFrameLocks noChangeAspect="1"/>
-            </wp:cNvGraphicFramePr>
-            <a:graphic>
-              <a:graphicData uri="http://schemas.openxmlformats.org/drawingml/2006/picture">
-                <pic:pic>
-                  <pic:nvPicPr>
-                    <pic:cNvPr id="0" name="fig_sequence.png"/>
-                    <pic:cNvPicPr/>
-                  </pic:nvPicPr>
-                  <pic:blipFill>
-                    <a:blip r:embed="rId11"/>
-                    <a:stretch>
-                      <a:fillRect/>
-                    </a:stretch>
-                  </pic:blipFill>
-                  <pic:spPr>
-                    <a:xfrm>
-                      <a:off x="0" y="0"/>
-                      <a:ext cx="3931920" cy="4549571"/>
-                    </a:xfrm>
-                    <a:prstGeom prst="rect"/>
-                  </pic:spPr>
-                </pic:pic>
-              </a:graphicData>
-            </a:graphic>
-          </wp:inline>
-        </w:drawing>
-      </w:r>
+      <w:r/>
     </w:p>
     <w:p>
       <w:pPr>
@@ -421,13 +213,12 @@
         <w:jc w:val="center"/>
       </w:pPr>
       <w:r>
-        <w:rPr>
-          <w:rFonts w:ascii="Times New Roman" w:hAnsi="Times New Roman"/>
-          <w:b w:val="0"/>
-          <w:i w:val="0"/>
-          <w:sz w:val="20"/>
-        </w:rPr>
         <w:t>Figure 3. BLE communication sequence: setup, batch transfer, and ACK.</w:t>
+      </w:r>
+    </w:p>
+    <w:p>
+      <w:r>
+        <w:t>The sequence diagram reads top to bottom in three phases. Connection setup: the smartwatch advertises, the smartphone scans and connects, requests a 512-byte MTU, and enables notifications. Transfer: the batch is sent as a START–DATA–END sequence. Persistence and acknowledgement: the smartphone stores the batch in its database and writes the ACK, upon which the smartwatch marks the records as sent.</w:t>
       </w:r>
     </w:p>
     <w:p>
@@ -435,12 +226,6 @@
         <w:spacing w:before="200" w:after="80"/>
       </w:pPr>
       <w:r>
-        <w:rPr>
-          <w:rFonts w:ascii="Times New Roman" w:hAnsi="Times New Roman"/>
-          <w:b/>
-          <w:i w:val="0"/>
-          <w:sz w:val="22"/>
-        </w:rPr>
         <w:t>2.3 Store-and-Forward and Acknowledgement (ACK)</w:t>
       </w:r>
     </w:p>
@@ -450,53 +235,14 @@
         <w:jc w:val="both"/>
       </w:pPr>
       <w:r>
-        <w:rPr>
-          <w:rFonts w:ascii="Times New Roman" w:hAnsi="Times New Roman"/>
-          <w:b w:val="0"/>
-          <w:i w:val="0"/>
-          <w:sz w:val="22"/>
-        </w:rPr>
-        <w:t>Each reading is stored on the smartwatch with a sent-status flag (synced = 0). Periodically (a selectable interval, e.g., 3 or 5 minutes), all not-yet-sent records are retrieved and transmitted as a single batch. To guarantee that data is actually received, the smartphone writes an acknowledgement (ACK) containing the number of successfully stored records to a dedicated characteristic; the smartwatch marks records as sent (synced = 1) only after the ACK is received. If no ACK arrives within a timeout (30 s), the records remain not-yet-sent and are retransmitted in the next interval. To prevent duplicates caused by retransmission, the receiver is made idempotent through a unique index on the time attribute, so repeated delivery does not create duplicate rows. The complete flow is shown in Figure 4.</w:t>
+        <w:t>Each reading is stored on the smartwatch with synced = 0. At each selected sending interval, all unsent records are transmitted as one batch. After the database transaction completes, the smartphone writes an ACK containing the number of records processed in that batch. The smartwatch marks the records synced = 1 only after receiving an ACK; otherwise, they remain unsent and are retried at the next interval. A unique index on time with INSERT OR IGNORE makes database persistence idempotent. The current ACK confirms completion of batch processing, but it does not yet carry a batch identifier and its count is not validated against the pending batch. It therefore improves reliability rather than providing a formal failure-free guarantee.</w:t>
       </w:r>
     </w:p>
     <w:p>
       <w:pPr>
         <w:jc w:val="center"/>
       </w:pPr>
-      <w:r>
-        <w:drawing>
-          <wp:inline xmlns:a="http://schemas.openxmlformats.org/drawingml/2006/main" xmlns:pic="http://schemas.openxmlformats.org/drawingml/2006/picture">
-            <wp:extent cx="3566160" cy="5693604"/>
-            <wp:docPr id="4" name="Picture 4"/>
-            <wp:cNvGraphicFramePr>
-              <a:graphicFrameLocks noChangeAspect="1"/>
-            </wp:cNvGraphicFramePr>
-            <a:graphic>
-              <a:graphicData uri="http://schemas.openxmlformats.org/drawingml/2006/picture">
-                <pic:pic>
-                  <pic:nvPicPr>
-                    <pic:cNvPr id="0" name="fig_storeforward.png"/>
-                    <pic:cNvPicPr/>
-                  </pic:nvPicPr>
-                  <pic:blipFill>
-                    <a:blip r:embed="rId12"/>
-                    <a:stretch>
-                      <a:fillRect/>
-                    </a:stretch>
-                  </pic:blipFill>
-                  <pic:spPr>
-                    <a:xfrm>
-                      <a:off x="0" y="0"/>
-                      <a:ext cx="3566160" cy="5693604"/>
-                    </a:xfrm>
-                    <a:prstGeom prst="rect"/>
-                  </pic:spPr>
-                </pic:pic>
-              </a:graphicData>
-            </a:graphic>
-          </wp:inline>
-        </w:drawing>
-      </w:r>
+      <w:r/>
     </w:p>
     <w:p>
       <w:pPr>
@@ -504,13 +250,12 @@
         <w:jc w:val="center"/>
       </w:pPr>
       <w:r>
-        <w:rPr>
-          <w:rFonts w:ascii="Times New Roman" w:hAnsi="Times New Roman"/>
-          <w:b w:val="0"/>
-          <w:i w:val="0"/>
-          <w:sz w:val="20"/>
-        </w:rPr>
         <w:t>Figure 4. Store-and-forward flow with delivery acknowledgement (ACK).</w:t>
+      </w:r>
+    </w:p>
+    <w:p>
+      <w:r>
+        <w:t>The flow in the figure spans two different time scales: sensor readings are stored every second (continuous), whereas fetching unsent records, sending the batch, and awaiting the ACK run per interval (3/5 minutes). The ACK decision branch captures the core of the reliability mechanism: if the ACK is received the records are marked as sent; otherwise they remain unsent and are retransmitted in the next interval.</w:t>
       </w:r>
     </w:p>
     <w:p>
@@ -518,12 +263,6 @@
         <w:spacing w:before="200" w:after="80"/>
       </w:pPr>
       <w:r>
-        <w:rPr>
-          <w:rFonts w:ascii="Times New Roman" w:hAnsi="Times New Roman"/>
-          <w:b/>
-          <w:i w:val="0"/>
-          <w:sz w:val="22"/>
-        </w:rPr>
         <w:t>2.4 Smartwatch Application Architecture</w:t>
       </w:r>
     </w:p>
@@ -533,53 +272,14 @@
         <w:jc w:val="both"/>
       </w:pPr>
       <w:r>
-        <w:rPr>
-          <w:rFonts w:ascii="Times New Roman" w:hAnsi="Times New Roman"/>
-          <w:b w:val="0"/>
-          <w:i w:val="0"/>
-          <w:sz w:val="22"/>
-        </w:rPr>
-        <w:t>The smartwatch application is built with Flutter, with a clear separation between the Dart layer and the native (Kotlin) layer, as shown in Figure 5. The Dart layer uses the BLoC pattern: the monitoring logic (per-second sampling, per-interval sending, store-and-forward, and waiting for ACK) is separated from the user interface. The native layer hosts the sensor listener, the GATT server and advertiser, the frame queue and flow control, the ACK characteristic, and a foreground service that keeps the process alive when the application is in the background or the screen is off. The two layers communicate via platform channels.</w:t>
+        <w:t>The smartwatch application is built with Flutter, with a clear separation between the Dart layer and the native (Kotlin) layer, as shown in Figure 5. The Dart layer uses the BLoC pattern [6]: the monitoring logic (per-second sampling, per-interval sending, store-and-forward, and waiting for ACK) is separated from the user interface. The native layer hosts the sensor listener, the GATT server and advertiser, the frame queue and flow control, the ACK characteristic, and a foreground service that keeps the process alive when the application is in the background or the screen is off. The two layers communicate via platform channels.</w:t>
       </w:r>
     </w:p>
     <w:p>
       <w:pPr>
         <w:jc w:val="center"/>
       </w:pPr>
-      <w:r>
-        <w:drawing>
-          <wp:inline xmlns:a="http://schemas.openxmlformats.org/drawingml/2006/main" xmlns:pic="http://schemas.openxmlformats.org/drawingml/2006/picture">
-            <wp:extent cx="5120640" cy="5279141"/>
-            <wp:docPr id="5" name="Picture 5"/>
-            <wp:cNvGraphicFramePr>
-              <a:graphicFrameLocks noChangeAspect="1"/>
-            </wp:cNvGraphicFramePr>
-            <a:graphic>
-              <a:graphicData uri="http://schemas.openxmlformats.org/drawingml/2006/picture">
-                <pic:pic>
-                  <pic:nvPicPr>
-                    <pic:cNvPr id="0" name="fig_watch_arch.png"/>
-                    <pic:cNvPicPr/>
-                  </pic:nvPicPr>
-                  <pic:blipFill>
-                    <a:blip r:embed="rId13"/>
-                    <a:stretch>
-                      <a:fillRect/>
-                    </a:stretch>
-                  </pic:blipFill>
-                  <pic:spPr>
-                    <a:xfrm>
-                      <a:off x="0" y="0"/>
-                      <a:ext cx="5120640" cy="5279141"/>
-                    </a:xfrm>
-                    <a:prstGeom prst="rect"/>
-                  </pic:spPr>
-                </pic:pic>
-              </a:graphicData>
-            </a:graphic>
-          </wp:inline>
-        </w:drawing>
-      </w:r>
+      <w:r/>
     </w:p>
     <w:p>
       <w:pPr>
@@ -587,13 +287,12 @@
         <w:jc w:val="center"/>
       </w:pPr>
       <w:r>
-        <w:rPr>
-          <w:rFonts w:ascii="Times New Roman" w:hAnsi="Times New Roman"/>
-          <w:b w:val="0"/>
-          <w:i w:val="0"/>
-          <w:sz w:val="20"/>
-        </w:rPr>
         <w:t>Figure 5. Internal architecture of the smartwatch application (Flutter–Native boundary).</w:t>
+      </w:r>
+    </w:p>
+    <w:p>
+      <w:r>
+        <w:t>The figure separates the two layers of the smartwatch application. The Dart layer contains the user interface, the monitoring logic in the BLoC pattern (per-second sampling, per-interval sending, ACK waiting), and SQLite access; the native Kotlin layer contains the sensor listener, the GATT server with its frame queue and flow control, the ACK characteristic, and the foreground service. The two layers communicate via platform channels: commands flow down through a MethodChannel and events flow up through EventChannels.</w:t>
       </w:r>
     </w:p>
     <w:p>
@@ -601,12 +300,6 @@
         <w:spacing w:before="200" w:after="80"/>
       </w:pPr>
       <w:r>
-        <w:rPr>
-          <w:rFonts w:ascii="Times New Roman" w:hAnsi="Times New Roman"/>
-          <w:b/>
-          <w:i w:val="0"/>
-          <w:sz w:val="22"/>
-        </w:rPr>
         <w:t>2.5 Devices and Test Scenario</w:t>
       </w:r>
     </w:p>
@@ -616,13 +309,7 @@
         <w:jc w:val="both"/>
       </w:pPr>
       <w:r>
-        <w:rPr>
-          <w:rFonts w:ascii="Times New Roman" w:hAnsi="Times New Roman"/>
-          <w:b w:val="0"/>
-          <w:i w:val="0"/>
-          <w:sz w:val="22"/>
-        </w:rPr>
-        <w:t>Testing was conducted on physical devices because BLE communication cannot be emulated. The device specifications are listed in Table 1. The applications were installed in release mode so that performance measurements are not biased by debug mode. Testing was carried out over four sessions during 23–28 June 2026; in each run the smartphone connects to the smartwatch, monitoring is started and left running for several intervals, and the data from both applications is then exported to CSV and database formats for analysis. A total of 23,215 readings were collected during the measurement period (sensor worn).</w:t>
+        <w:t>Testing was conducted on physical devices. Four sessions on 23–28 June 2026 used the initial implementation, while one session on 5 July 2026 used the revised implementation that waits for an ACK before markSynced. The combined dataset contains 25,191 measurement-period readings. Because it spans two software versions, the five-session aggregate is a descriptive historical summary and must not be interpreted as the performance estimate of one implementation version.</w:t>
       </w:r>
     </w:p>
     <w:p>
@@ -630,12 +317,6 @@
         <w:jc w:val="center"/>
       </w:pPr>
       <w:r>
-        <w:rPr>
-          <w:rFonts w:ascii="Times New Roman" w:hAnsi="Times New Roman"/>
-          <w:b w:val="0"/>
-          <w:i w:val="0"/>
-          <w:sz w:val="20"/>
-        </w:rPr>
         <w:t>Table 1. Device and test-environment specifications.</w:t>
       </w:r>
     </w:p>
@@ -919,28 +600,28 @@
           </w:tcPr>
           <w:p>
             <w:r>
-              <w:t>23–28 Jun 2026; 4 sessions; 23,215 measurement readings</w:t>
+              <w:t>23 Jun–5 Jul 2026; 5 sessions; 25,191 measurement readings</w:t>
             </w:r>
           </w:p>
         </w:tc>
       </w:tr>
     </w:tbl>
     <w:p>
+      <w:r>
+        <w:t>The table summarises the controlled test environment: a consumer device pair (Samsung Galaxy Watch SM-R860 as the peripheral and Xiaomi Redmi Note 10 Pro as the central), the Flutter framework with the applications installed in release mode, a requested MTU of 512 bytes, and a selectable 3/5-minute sending interval. The final dataset covers five sessions during 23 June–5 July 2026 with 25,191 measurement readings in total.</w:t>
+      </w:r>
+    </w:p>
+    <w:p>
       <w:pPr>
         <w:spacing w:after="40"/>
       </w:pPr>
+      <w:r/>
     </w:p>
     <w:p>
       <w:pPr>
         <w:spacing w:before="200" w:after="80"/>
       </w:pPr>
       <w:r>
-        <w:rPr>
-          <w:rFonts w:ascii="Times New Roman" w:hAnsi="Times New Roman"/>
-          <w:b/>
-          <w:i w:val="0"/>
-          <w:sz w:val="22"/>
-        </w:rPr>
         <w:t>2.6 Evaluation Metrics</w:t>
       </w:r>
     </w:p>
@@ -950,13 +631,13 @@
         <w:jc w:val="both"/>
       </w:pPr>
       <w:r>
-        <w:rPr>
-          <w:rFonts w:ascii="Times New Roman" w:hAnsi="Times New Roman"/>
-          <w:b w:val="0"/>
-          <w:i w:val="0"/>
-          <w:sz w:val="22"/>
-        </w:rPr>
         <w:t>The measured metrics are: (1) delivery ratio, i.e., the number of records matched at the smartphone divided by the number of records recorded by the smartwatch, with matching based on the time attribute so it does not depend on clock synchronization between devices; (2) value fidelity, i.e., the proportion of received records whose values (bpm and accuracy) are identical to the smartwatch records; (3) the number of duplicates at the receiver; (4) the sensor-accuracy distribution following the accuracy-status constants of the Android SensorManager (range -1 to 3) [2]; and (5) per-batch transfer latency and throughput recorded automatically by the application instrumentation. Throughput is computed as the payload size divided by the transfer duration.</w:t>
+      </w:r>
+    </w:p>
+    <w:p>
+      <w:pPr/>
+      <w:r>
+        <w:t>The time attribute above is the smartwatch application's recording timestamp, not the physiological time of a heartbeat: every second (≈1 Hz) the application records the latest sensor bpm value together with the device time at the moment of recording, stored as epoch milliseconds. This timestamp is unique per record and therefore serves as the record key as well as the basis for watch–smartphone matching and duplicate detection.</w:t>
       </w:r>
     </w:p>
     <w:p>
@@ -964,12 +645,6 @@
         <w:spacing w:before="200" w:after="80"/>
       </w:pPr>
       <w:r>
-        <w:rPr>
-          <w:rFonts w:ascii="Times New Roman" w:hAnsi="Times New Roman"/>
-          <w:b/>
-          <w:i w:val="0"/>
-          <w:sz w:val="24"/>
-        </w:rPr>
         <w:t>3. Results and Discussion</w:t>
       </w:r>
     </w:p>
@@ -978,12 +653,6 @@
         <w:spacing w:before="200" w:after="80"/>
       </w:pPr>
       <w:r>
-        <w:rPr>
-          <w:rFonts w:ascii="Times New Roman" w:hAnsi="Times New Roman"/>
-          <w:b/>
-          <w:i w:val="0"/>
-          <w:sz w:val="22"/>
-        </w:rPr>
         <w:t>3.1 End-to-End Functional Verification</w:t>
       </w:r>
     </w:p>
@@ -993,12 +662,6 @@
         <w:jc w:val="both"/>
       </w:pPr>
       <w:r>
-        <w:rPr>
-          <w:rFonts w:ascii="Times New Roman" w:hAnsi="Times New Roman"/>
-          <w:b w:val="0"/>
-          <w:i w:val="0"/>
-          <w:sz w:val="22"/>
-        </w:rPr>
         <w:t>Functional testing showed that the connection sequence works as designed: the smartwatch advertises the service, the smartphone scans and connects, the 512-byte MTU negotiation succeeds, notifications are enabled, and one batch is delivered intact and then confirmed with an ACK. This demonstrates that the framing protocol and the acknowledgement mechanism work end-to-end on real devices.</w:t>
       </w:r>
     </w:p>
@@ -1007,12 +670,6 @@
         <w:spacing w:before="200" w:after="80"/>
       </w:pPr>
       <w:r>
-        <w:rPr>
-          <w:rFonts w:ascii="Times New Roman" w:hAnsi="Times New Roman"/>
-          <w:b/>
-          <w:i w:val="0"/>
-          <w:sz w:val="22"/>
-        </w:rPr>
         <w:t>3.2 Delivery Ratio</w:t>
       </w:r>
     </w:p>
@@ -1022,13 +679,7 @@
         <w:jc w:val="both"/>
       </w:pPr>
       <w:r>
-        <w:rPr>
-          <w:rFonts w:ascii="Times New Roman" w:hAnsi="Times New Roman"/>
-          <w:b w:val="0"/>
-          <w:i w:val="0"/>
-          <w:sz w:val="22"/>
-        </w:rPr>
-        <w:t>The evaluation was carried out over four test sessions, with per-session results in Table 2 and their temporal profiles in Figure 6 and Figure 7. In aggregate, the smartwatch recorded 23,215 readings during the measurement period and 20,455 of them were recorded on the smartphone (88.1% delivery ratio) with no duplicates. However, the loss was not evenly distributed: while the BLE link was active, loss was near zero (e.g., after the smartphone connected in the main session, delivery was practically 100%), whereas all losses were concentrated in periods when the smartphone was disconnected—including one short session whose smartphone never connected, so none of its readings were stored at the receiver. Importantly, every successfully received reading was identical to the smartwatch record based on time matching, both bpm and accuracy values (100% value fidelity), so no data corruption occurred on the BLE channel. The discrepancy between the sent marker on the smartwatch and the presence of records on the smartphone is discussed in Section 3.5.</w:t>
+        <w:t>The evaluation covers four initial-version sessions from 23–28 June 2026 and one ACK-revised session from 5 July 2026. Combined, 22,429 of 25,191 watch records were found on the smartphone (89.04%) with no database duplicates. This aggregate describes the experiment history rather than one software version. The June losses were temporally concentrated before the smartphone was connected; this is an association, not proof of a sole cause. All matched records had identical bpm and accuracy values (100% value fidelity). In Session 5, the revised version delivered 1,974 of 1,976 records; the final two remained pending and all seven transmitted batches received ACKs.</w:t>
       </w:r>
     </w:p>
     <w:p>
@@ -1036,12 +687,6 @@
         <w:jc w:val="center"/>
       </w:pPr>
       <w:r>
-        <w:rPr>
-          <w:rFonts w:ascii="Times New Roman" w:hAnsi="Times New Roman"/>
-          <w:b w:val="0"/>
-          <w:i w:val="0"/>
-          <w:sz w:val="20"/>
-        </w:rPr>
         <w:t>Table 2. Delivery results per test session.</w:t>
       </w:r>
     </w:p>
@@ -1448,6 +1093,78 @@
           </w:tcPr>
           <w:p>
             <w:r>
+              <w:t>Session 5</w:t>
+            </w:r>
+          </w:p>
+        </w:tc>
+        <w:tc>
+          <w:tcPr>
+            <w:tcW w:type="dxa" w:w="1234"/>
+          </w:tcPr>
+          <w:p>
+            <w:r>
+              <w:t>05/07 23:07</w:t>
+            </w:r>
+          </w:p>
+        </w:tc>
+        <w:tc>
+          <w:tcPr>
+            <w:tcW w:type="dxa" w:w="1234"/>
+          </w:tcPr>
+          <w:p>
+            <w:r>
+              <w:t>33 min</w:t>
+            </w:r>
+          </w:p>
+        </w:tc>
+        <w:tc>
+          <w:tcPr>
+            <w:tcW w:type="dxa" w:w="1234"/>
+          </w:tcPr>
+          <w:p>
+            <w:r>
+              <w:t>1,976</w:t>
+            </w:r>
+          </w:p>
+        </w:tc>
+        <w:tc>
+          <w:tcPr>
+            <w:tcW w:type="dxa" w:w="1234"/>
+          </w:tcPr>
+          <w:p>
+            <w:r>
+              <w:t>1,974</w:t>
+            </w:r>
+          </w:p>
+        </w:tc>
+        <w:tc>
+          <w:tcPr>
+            <w:tcW w:type="dxa" w:w="1234"/>
+          </w:tcPr>
+          <w:p>
+            <w:r>
+              <w:t>2</w:t>
+            </w:r>
+          </w:p>
+        </w:tc>
+        <w:tc>
+          <w:tcPr>
+            <w:tcW w:type="dxa" w:w="1234"/>
+          </w:tcPr>
+          <w:p>
+            <w:r>
+              <w:t>99.90%</w:t>
+            </w:r>
+          </w:p>
+        </w:tc>
+      </w:tr>
+      <w:tr>
+        <w:tc>
+          <w:tcPr>
+            <w:tcW w:type="dxa" w:w="1234"/>
+          </w:tcPr>
+          <w:p>
+            <w:r>
               <w:rPr>
                 <w:b/>
               </w:rPr>
@@ -1477,7 +1194,7 @@
               <w:rPr>
                 <w:b/>
               </w:rPr>
-              <w:t>387 min</w:t>
+              <w:t>420 min</w:t>
             </w:r>
           </w:p>
         </w:tc>
@@ -1490,7 +1207,7 @@
               <w:rPr>
                 <w:b/>
               </w:rPr>
-              <w:t>23,215</w:t>
+              <w:t>25,191</w:t>
             </w:r>
           </w:p>
         </w:tc>
@@ -1503,7 +1220,7 @@
               <w:rPr>
                 <w:b/>
               </w:rPr>
-              <w:t>20,455</w:t>
+              <w:t>22,429</w:t>
             </w:r>
           </w:p>
         </w:tc>
@@ -1516,7 +1233,7 @@
               <w:rPr>
                 <w:b/>
               </w:rPr>
-              <w:t>2,760</w:t>
+              <w:t>2,762</w:t>
             </w:r>
           </w:p>
         </w:tc>
@@ -1529,115 +1246,59 @@
               <w:rPr>
                 <w:b/>
               </w:rPr>
-              <w:t>88.11%</w:t>
+              <w:t>89.04%</w:t>
             </w:r>
           </w:p>
         </w:tc>
       </w:tr>
     </w:tbl>
     <w:p>
+      <w:r>
+        <w:t>The table shows delivery ranging from 0.00% to 99.90%. Session 5 reached 99.90%; its final two readings remained synced = 0 because they were recorded after the last scheduled flush. Direct comparisons require caution because the four June sessions used the initial implementation whereas Session 5 used the ACK revision.</w:t>
+      </w:r>
+    </w:p>
+    <w:p>
       <w:pPr>
         <w:spacing w:after="40"/>
       </w:pPr>
+      <w:r/>
+    </w:p>
+    <w:p>
+      <w:pPr>
+        <w:jc w:val="center"/>
+      </w:pPr>
+      <w:r/>
     </w:p>
     <w:p>
       <w:pPr>
         <w:jc w:val="center"/>
       </w:pPr>
       <w:r>
-        <w:drawing>
-          <wp:inline xmlns:a="http://schemas.openxmlformats.org/drawingml/2006/main" xmlns:pic="http://schemas.openxmlformats.org/drawingml/2006/picture">
-            <wp:extent cx="5120640" cy="2331935"/>
-            <wp:docPr id="6" name="Picture 6"/>
-            <wp:cNvGraphicFramePr>
-              <a:graphicFrameLocks noChangeAspect="1"/>
-            </wp:cNvGraphicFramePr>
-            <a:graphic>
-              <a:graphicData uri="http://schemas.openxmlformats.org/drawingml/2006/picture">
-                <pic:pic>
-                  <pic:nvPicPr>
-                    <pic:cNvPr id="0" name="fig_hr_completeness.png"/>
-                    <pic:cNvPicPr/>
-                  </pic:nvPicPr>
-                  <pic:blipFill>
-                    <a:blip r:embed="rId14"/>
-                    <a:stretch>
-                      <a:fillRect/>
-                    </a:stretch>
-                  </pic:blipFill>
-                  <pic:spPr>
-                    <a:xfrm>
-                      <a:off x="0" y="0"/>
-                      <a:ext cx="5120640" cy="2331935"/>
-                    </a:xfrm>
-                    <a:prstGeom prst="rect"/>
-                  </pic:spPr>
-                </pic:pic>
-              </a:graphicData>
-            </a:graphic>
-          </wp:inline>
-        </w:drawing>
+        <w:t>Figure 6. Data completeness per test session (received vs lost).</w:t>
+      </w:r>
+    </w:p>
+    <w:p>
+      <w:r>
+        <w:t>The chart compares the numbers of received and lost records in the four June sessions (Session 5 is listed in Table 2). Losses are concentrated in the longest session (Session 3) and in the session whose smartphone never connected (Session 2), while the other two sessions are nearly complete (99.40% and 98.23%, respectively).</w:t>
       </w:r>
     </w:p>
     <w:p>
       <w:pPr>
         <w:jc w:val="center"/>
       </w:pPr>
-      <w:r>
-        <w:rPr>
-          <w:sz w:val="20"/>
-        </w:rPr>
-        <w:t>Figure 6. Data completeness per test session (received vs lost).</w:t>
-      </w:r>
+      <w:r/>
     </w:p>
     <w:p>
       <w:pPr>
         <w:jc w:val="center"/>
       </w:pPr>
       <w:r>
-        <w:drawing>
-          <wp:inline xmlns:a="http://schemas.openxmlformats.org/drawingml/2006/main" xmlns:pic="http://schemas.openxmlformats.org/drawingml/2006/picture">
-            <wp:extent cx="5760720" cy="2895260"/>
-            <wp:docPr id="7" name="Picture 7"/>
-            <wp:cNvGraphicFramePr>
-              <a:graphicFrameLocks noChangeAspect="1"/>
-            </wp:cNvGraphicFramePr>
-            <a:graphic>
-              <a:graphicData uri="http://schemas.openxmlformats.org/drawingml/2006/picture">
-                <pic:pic>
-                  <pic:nvPicPr>
-                    <pic:cNvPr id="0" name="fig_hr_timeline.png"/>
-                    <pic:cNvPicPr/>
-                  </pic:nvPicPr>
-                  <pic:blipFill>
-                    <a:blip r:embed="rId15"/>
-                    <a:stretch>
-                      <a:fillRect/>
-                    </a:stretch>
-                  </pic:blipFill>
-                  <pic:spPr>
-                    <a:xfrm>
-                      <a:off x="0" y="0"/>
-                      <a:ext cx="5760720" cy="2895260"/>
-                    </a:xfrm>
-                    <a:prstGeom prst="rect"/>
-                  </pic:spPr>
-                </pic:pic>
-              </a:graphicData>
-            </a:graphic>
-          </wp:inline>
-        </w:drawing>
+        <w:t>Figure 7. Heart-rate signal and BLE packet loss in the main session.</w:t>
       </w:r>
     </w:p>
     <w:p>
-      <w:pPr>
-        <w:jc w:val="center"/>
-      </w:pPr>
       <w:r>
-        <w:rPr>
-          <w:sz w:val="20"/>
-        </w:rPr>
-        <w:t>Figure 7. Heart-rate signal and BLE packet loss in the main session.</w:t>
+        <w:t>The figure plots the main-session heart-rate signal and records not found on the smartphone. Missing records are concentrated before the smartphone was observed to connect at approximately 15:00 and are practically absent afterward. This pattern shows a strong association with the disconnected period but does not, by itself, establish a single cause.</w:t>
       </w:r>
     </w:p>
     <w:p>
@@ -1645,12 +1306,6 @@
         <w:spacing w:before="200" w:after="80"/>
       </w:pPr>
       <w:r>
-        <w:rPr>
-          <w:rFonts w:ascii="Times New Roman" w:hAnsi="Times New Roman"/>
-          <w:b/>
-          <w:i w:val="0"/>
-          <w:sz w:val="22"/>
-        </w:rPr>
         <w:t>3.3 Sensor Data Quality</w:t>
       </w:r>
     </w:p>
@@ -1660,13 +1315,7 @@
         <w:jc w:val="both"/>
       </w:pPr>
       <w:r>
-        <w:rPr>
-          <w:rFonts w:ascii="Times New Roman" w:hAnsi="Times New Roman"/>
-          <w:b w:val="0"/>
-          <w:i w:val="0"/>
-          <w:sz w:val="22"/>
-        </w:rPr>
-        <w:t>The sensor-accuracy distribution during the measurement period is shown in Table 3 and Figure 9. 90.8% of readings were at the highest accuracy (value 3), 9.1% (2,113 readings) at the no-contact condition (value -1)—which commonly occurs when the sensor momentarily loses skin contact [2]—and 0.1% (15 readings) at value 0. The heart-rate statistics for the highest-accuracy readings (n=21,087, Figure 8) were: minimum 60 bpm, maximum 123 bpm, mean 83.4 bpm, and standard deviation 9.9 bpm. Note that 22,231 samples in the tail of the recording—with frozen (constant) values and accuracy ≤0 because the smartwatch was not worn—were excluded from the statistics above to avoid biasing the results.</w:t>
+        <w:t>The sensor-accuracy distribution during the measurement period is shown in Table 3 and Figure 8. 91.6% of readings (23,063) were at the highest accuracy (value 3), 8.4% (2,113 readings) at the no-contact condition (value -1)—which commonly occurs when the sensor momentarily loses skin contact [2]—and 0.1% (15 readings) at value 0; in Session 5 every reading had good contact. The heart-rate statistics for the highest-accuracy readings (n=23,063; the June distribution is visualised in Figure 9) were: minimum 60 bpm, maximum 123 bpm, mean 83.5 bpm, and standard deviation 9.6 bpm. Note that 22,231 samples in the tail of the recording—with frozen (constant) values and accuracy ≤0 because the smartwatch was not worn—were excluded from the statistics above to avoid biasing the results.</w:t>
       </w:r>
     </w:p>
     <w:p>
@@ -1674,12 +1323,6 @@
         <w:jc w:val="center"/>
       </w:pPr>
       <w:r>
-        <w:rPr>
-          <w:rFonts w:ascii="Times New Roman" w:hAnsi="Times New Roman"/>
-          <w:b w:val="0"/>
-          <w:i w:val="0"/>
-          <w:sz w:val="20"/>
-        </w:rPr>
         <w:t>Table 3. Distribution of sensor-accuracy values (measurement period).</w:t>
       </w:r>
     </w:p>
@@ -1753,7 +1396,7 @@
           </w:tcPr>
           <w:p>
             <w:r>
-              <w:t>21,087</w:t>
+              <w:t>23,063</w:t>
             </w:r>
           </w:p>
         </w:tc>
@@ -1763,7 +1406,7 @@
           </w:tcPr>
           <w:p>
             <w:r>
-              <w:t>90.8%</w:t>
+              <w:t>91.6%</w:t>
             </w:r>
           </w:p>
         </w:tc>
@@ -1775,7 +1418,7 @@
           </w:tcPr>
           <w:p>
             <w:r>
-              <w:t>0 (medium)</w:t>
+              <w:t>0 (unreliable)</w:t>
             </w:r>
           </w:p>
         </w:tc>
@@ -1827,7 +1470,7 @@
           </w:tcPr>
           <w:p>
             <w:r>
-              <w:t>9.1%</w:t>
+              <w:t>8.4%</w:t>
             </w:r>
           </w:p>
         </w:tc>
@@ -1849,7 +1492,7 @@
           </w:tcPr>
           <w:p>
             <w:r>
-              <w:t>23,215</w:t>
+              <w:t>25,191</w:t>
             </w:r>
           </w:p>
         </w:tc>
@@ -1866,108 +1509,52 @@
       </w:tr>
     </w:tbl>
     <w:p>
+      <w:r>
+        <w:t>The table shows that contact quality is dominated by the highest level (91.6%), with 8.4% at no-contact and only 0.1% at the unreliable status. The composition of contact quality and the distribution of heart-rate values for the best readings (four June sessions) are visualised in Figure 8 and Figure 9.</w:t>
+      </w:r>
+    </w:p>
+    <w:p>
       <w:pPr>
         <w:spacing w:after="40"/>
       </w:pPr>
+      <w:r/>
+    </w:p>
+    <w:p>
+      <w:pPr>
+        <w:jc w:val="center"/>
+      </w:pPr>
+      <w:r/>
     </w:p>
     <w:p>
       <w:pPr>
         <w:jc w:val="center"/>
       </w:pPr>
       <w:r>
-        <w:drawing>
-          <wp:inline xmlns:a="http://schemas.openxmlformats.org/drawingml/2006/main" xmlns:pic="http://schemas.openxmlformats.org/drawingml/2006/picture">
-            <wp:extent cx="4297680" cy="2827421"/>
-            <wp:docPr id="8" name="Picture 8"/>
-            <wp:cNvGraphicFramePr>
-              <a:graphicFrameLocks noChangeAspect="1"/>
-            </wp:cNvGraphicFramePr>
-            <a:graphic>
-              <a:graphicData uri="http://schemas.openxmlformats.org/drawingml/2006/picture">
-                <pic:pic>
-                  <pic:nvPicPr>
-                    <pic:cNvPr id="0" name="fig_hr_bpm_dist.png"/>
-                    <pic:cNvPicPr/>
-                  </pic:nvPicPr>
-                  <pic:blipFill>
-                    <a:blip r:embed="rId16"/>
-                    <a:stretch>
-                      <a:fillRect/>
-                    </a:stretch>
-                  </pic:blipFill>
-                  <pic:spPr>
-                    <a:xfrm>
-                      <a:off x="0" y="0"/>
-                      <a:ext cx="4297680" cy="2827421"/>
-                    </a:xfrm>
-                    <a:prstGeom prst="rect"/>
-                  </pic:spPr>
-                </pic:pic>
-              </a:graphicData>
-            </a:graphic>
-          </wp:inline>
-        </w:drawing>
+        <w:t>Figure 8. Sensor contact-quality distribution during the measurement period.</w:t>
+      </w:r>
+    </w:p>
+    <w:p>
+      <w:r>
+        <w:t>The chart summarises the sensor contact quality in the four June sessions: the majority of readings (90.8%) are at the highest accuracy level, 9.1% at no-contact, and 0.1% at the unreliable status — reflecting the momentary contact losses that are common for wrist-worn optical sensors.</w:t>
       </w:r>
     </w:p>
     <w:p>
       <w:pPr>
         <w:jc w:val="center"/>
       </w:pPr>
-      <w:r>
-        <w:rPr>
-          <w:sz w:val="20"/>
-        </w:rPr>
-        <w:t>Figure 8. Distribution of heart-rate values for the highest-accuracy readings.</w:t>
-      </w:r>
+      <w:r/>
     </w:p>
     <w:p>
       <w:pPr>
         <w:jc w:val="center"/>
       </w:pPr>
       <w:r>
-        <w:drawing>
-          <wp:inline xmlns:a="http://schemas.openxmlformats.org/drawingml/2006/main" xmlns:pic="http://schemas.openxmlformats.org/drawingml/2006/picture">
-            <wp:extent cx="4572000" cy="2719016"/>
-            <wp:docPr id="9" name="Picture 9"/>
-            <wp:cNvGraphicFramePr>
-              <a:graphicFrameLocks noChangeAspect="1"/>
-            </wp:cNvGraphicFramePr>
-            <a:graphic>
-              <a:graphicData uri="http://schemas.openxmlformats.org/drawingml/2006/picture">
-                <pic:pic>
-                  <pic:nvPicPr>
-                    <pic:cNvPr id="0" name="fig_hr_contact.png"/>
-                    <pic:cNvPicPr/>
-                  </pic:nvPicPr>
-                  <pic:blipFill>
-                    <a:blip r:embed="rId17"/>
-                    <a:stretch>
-                      <a:fillRect/>
-                    </a:stretch>
-                  </pic:blipFill>
-                  <pic:spPr>
-                    <a:xfrm>
-                      <a:off x="0" y="0"/>
-                      <a:ext cx="4572000" cy="2719016"/>
-                    </a:xfrm>
-                    <a:prstGeom prst="rect"/>
-                  </pic:spPr>
-                </pic:pic>
-              </a:graphicData>
-            </a:graphic>
-          </wp:inline>
-        </w:drawing>
+        <w:t>Figure 9. Distribution of heart-rate values for the highest-accuracy readings.</w:t>
       </w:r>
     </w:p>
     <w:p>
-      <w:pPr>
-        <w:jc w:val="center"/>
-      </w:pPr>
       <w:r>
-        <w:rPr>
-          <w:sz w:val="20"/>
-        </w:rPr>
-        <w:t>Figure 9. Sensor contact-quality distribution during the measurement period.</w:t>
+        <w:t>The histogram shows the distribution of heart-rate values for the highest-accuracy readings of the June sessions (n = 21,087): centred around the mean of 83.4 bpm with a range of 60–123 bpm. This profile is reasonable for light activity and indicates physiologically plausible data rather than frozen values from an unworn sensor.</w:t>
       </w:r>
     </w:p>
     <w:p>
@@ -1975,12 +1562,6 @@
         <w:spacing w:before="200" w:after="80"/>
       </w:pPr>
       <w:r>
-        <w:rPr>
-          <w:rFonts w:ascii="Times New Roman" w:hAnsi="Times New Roman"/>
-          <w:b/>
-          <w:i w:val="0"/>
-          <w:sz w:val="22"/>
-        </w:rPr>
         <w:t>3.4 Transfer Performance</w:t>
       </w:r>
     </w:p>
@@ -1990,27 +1571,23 @@
         <w:jc w:val="both"/>
       </w:pPr>
       <w:r>
-        <w:rPr>
-          <w:rFonts w:ascii="Times New Roman" w:hAnsi="Times New Roman"/>
-          <w:b w:val="0"/>
-          <w:i w:val="0"/>
-          <w:sz w:val="22"/>
-        </w:rPr>
-        <w:t>As an illustration of per-batch performance, one batch of 228 readings (10,717-byte payload) was fragmented into 24 frames and delivered in ~0.32 s (323.1 ms) at MTU 512, equivalent to a throughput of ~33 KB/s. On the receiver side, frame reassembly took ~250 ms and storing the batch to the database took ~56 ms. These values show that batch transfer is fast relative to the sending interval (minutes). Aggregate measurements across varied conditions (different batch sizes due to 3- vs 5-minute intervals, device distance, and disruption scenarios) are part of future work. [[Complete with replication results table/charts.]]</w:t>
+        <w:t>Transfer performance was measured through the HR-METRIC instrumentation on the smartwatch. In Session 5 (3-minute interval, seven batches), every batch was uniform — 180 readings, an 8,461-byte payload (47.0 bytes per reading), and 19 frames at MTU 512 — with a mean transfer duration of 121.5 ± 25.5 ms (range 92.8–166.4 ms) and a mean throughput of 70.3 ± 13.2 KiB/s; every batch was fully acknowledged by the smartphone. The measured frame count matches the chunk-size calculation (MTU − 4 = 508 bytes): 8,461 ÷ 508 = 16.7, rounded up to 17 DATA frames, plus START and END = 19 frames. As an illustration of a large batch, in the June evaluation one batch of 228 readings (10,717-byte payload; 24 frames, consistent with the same calculation) was delivered in ~0.32 s at MTU 512; on the receiver side, frame reassembly took ~250 ms and storing the batch to the database took ~56 ms. MTU negotiation on the tested device pair consistently yielded the full 512 bytes in both test campaigns. These values show that batch transfer is fast relative to the sending interval (minutes). Measurements across other conditions (the 5-minute interval, device distance, and disruption scenarios) remain future work.</w:t>
       </w:r>
     </w:p>
     <w:p>
       <w:r>
-        <w:rPr>
-          <w:b/>
-          <w:sz w:val="22"/>
-        </w:rPr>
         <w:t>3.5 Finding: Store-and-Forward Backfill Limitation</w:t>
       </w:r>
     </w:p>
     <w:p>
       <w:r>
-        <w:t>A cross-analysis between the sent-status marker (synced) on the smartwatch and the presence of records on the smartphone revealed an important finding. A total of 2,879 readings were marked as sent (synced = 1) by the smartwatch but were not found in the smartphone database, whereas only the last 5 readings were genuinely still pending. All of this 2,879-record difference occurred during periods when the smartphone was disconnected. This indicates that, in the current implementation, the sent marking is applied at the notification-send level without being fully confirmed by an application-level ACK when the link is inactive, so the backlog accumulated during disconnection is not always retransmitted (backfilled) after the link recovers. Consequently, the store-and-forward mechanism preserves completeness well while the link is active but is not yet fully resilient to disconnect-reconnect scenarios. The recommended improvements are to defer the synced marking until an ACK is received and to add a backfill trigger that scans unconfirmed records whenever a connection is re-established. This finding reinforces the importance of application-level acknowledgement over relying on BLE notifications alone.</w:t>
+        <w:t>A cross-analysis of the four June sessions, which used the initial software version, found that 2,755 of 2,760 records absent from the smartphone (99.8%) were already marked synced = 1; five were legitimately pending. This shows premature marking in the initial implementation while the smartphone was disconnected. It does not describe the latest code: before Session 5, the implementation was revised so that markSynced runs only after an ACK. Session 5 had zero false-sent records, seven ACKed batches of 180 records, and two final records that remained synced = 0. However, Session 5 did not include a controlled disconnect–reconnect event, so the revised version's backfill resilience still requires dedicated testing.</w:t>
+      </w:r>
+    </w:p>
+    <w:p>
+      <w:pPr/>
+      <w:r>
+        <w:t>Across the full June recording (45,446 rows including the not-worn period), 2,879 records marked synced = 1 were absent from the smartphone. The primary figure of 2,755 is the subset within the valid measurement period and is therefore consistent with the June results table. Both figures describe the initial version rather than the current ACK implementation.</w:t>
       </w:r>
     </w:p>
     <w:p>
@@ -2018,12 +1595,6 @@
         <w:spacing w:before="200" w:after="80"/>
       </w:pPr>
       <w:r>
-        <w:rPr>
-          <w:rFonts w:ascii="Times New Roman" w:hAnsi="Times New Roman"/>
-          <w:b/>
-          <w:i w:val="0"/>
-          <w:sz w:val="22"/>
-        </w:rPr>
         <w:t>3.6 Discussion and Limitations</w:t>
       </w:r>
     </w:p>
@@ -2033,13 +1604,7 @@
         <w:jc w:val="both"/>
       </w:pPr>
       <w:r>
-        <w:rPr>
-          <w:rFonts w:ascii="Times New Roman" w:hAnsi="Times New Roman"/>
-          <w:b w:val="0"/>
-          <w:i w:val="0"/>
-          <w:sz w:val="22"/>
-        </w:rPr>
-        <w:t>The results show that the combination of store-and-forward, ACK, and an idempotent receiver can preserve data completeness and integrity while the BLE link is active—evidenced by 100% value fidelity and near-zero loss when connected—while opcode-based framing with flow control overcomes the BLE notification size limit. Time-based matching makes the delivery computation independent of clock synchronization. Conversely, as discussed in Section 3.5, reliability degrades in disconnect scenarios, so backlog backfill needs to be strengthened.</w:t>
+        <w:t>The results show that opcode framing and flow control delivered received records with 100% value fidelity. Four initial-version sessions exposed a premature synced-marking failure when no connection was available. The ACK revision used in Session 5 eliminated false-sent records under continuous connection, but it has not yet been evaluated in a controlled disconnect–reconnect experiment. Claims about current store-and-forward resilience are therefore limited to tested conditions.</w:t>
       </w:r>
     </w:p>
     <w:p>
@@ -2048,13 +1613,7 @@
         <w:jc w:val="both"/>
       </w:pPr>
       <w:r>
-        <w:rPr>
-          <w:rFonts w:ascii="Times New Roman" w:hAnsi="Times New Roman"/>
-          <w:b w:val="0"/>
-          <w:i w:val="0"/>
-          <w:sz w:val="22"/>
-        </w:rPr>
-        <w:t>This study has several limitations. First, the evaluation spans four sessions on a single device pair and a single environment, so replication across devices, distances, and interference conditions is needed to obtain representative means and standard deviations. Second, it was found that the backlog during disconnection is not always backfilled (Section 3.5); strengthening the ACK and backfill trigger is a priority improvement. Third, background execution covers the application being in the background and the screen off, but does not yet guarantee operation when the application is force-closed or after a device reboot, which is also constrained by OS power-saving policies. Fourth, the BLE communication does not yet apply encryption/authentication, so the security of health data is a development agenda. Fifth, the sensor on a consumer smartwatch is not clinically validated, so the contribution focuses on communication reliability rather than the medical accuracy of the heart-rate values.</w:t>
+        <w:t>This study has several limitations. It uses one device pair in one environment, and the combined dataset spans two software versions. The latest version therefore requires a separate replicated evaluation under normal and controlled disconnect–reconnect conditions. Its ACK does not yet include a batchId or validate the ACK count. Background execution does not guarantee continuation after force-close or reboot, communication lacks application-level authentication/encryption, and the consumer smartwatch sensor was not assessed for clinical validity.</w:t>
       </w:r>
     </w:p>
     <w:p>
@@ -2062,12 +1621,6 @@
         <w:spacing w:before="200" w:after="80"/>
       </w:pPr>
       <w:r>
-        <w:rPr>
-          <w:rFonts w:ascii="Times New Roman" w:hAnsi="Times New Roman"/>
-          <w:b/>
-          <w:i w:val="0"/>
-          <w:sz w:val="24"/>
-        </w:rPr>
         <w:t>4. Conclusion</w:t>
       </w:r>
     </w:p>
@@ -2077,13 +1630,7 @@
         <w:jc w:val="both"/>
       </w:pPr>
       <w:r>
-        <w:rPr>
-          <w:rFonts w:ascii="Times New Roman" w:hAnsi="Times New Roman"/>
-          <w:b w:val="0"/>
-          <w:i w:val="0"/>
-          <w:sz w:val="22"/>
-        </w:rPr>
-        <w:t>This study designed and implemented a BLE-based heart-rate data delivery system from a smartwatch to a smartphone using batch framing, store-and-forward, delivery acknowledgement (ACK), an idempotent receiver, and background execution. Testing on physical devices across four sessions (23,215 readings in total) showed high data integrity—100% value fidelity and near-zero loss while the BLE link was active—with 90.8% of data at the highest accuracy and fast batch transfer (~0.32 s for 228 readings at MTU 512). The evaluation also revealed a limitation: during disconnection periods the backlog was not always backfilled, so the aggregate delivery ratio was 88.1%. Future work includes strengthening the backfill and ACK mechanisms for disconnect-reconnect resilience, formal measurement across varied conditions with replication, strengthening background execution (including auto-start after reboot), and adding encryption for data security.</w:t>
+        <w:t>This study designed and implemented a BLE heart-rate delivery system using batch framing, local persistence, application-level ACKs, an idempotent receiver, and foreground services. Across five historical sessions, 22,429 of 25,191 records were matched (a descriptive aggregate of 89.04%) with 100% value fidelity. Four initial-version sessions revealed failed backfill caused by premature synced marking. The revised Session 5 implementation waited for ACKs and reached 99.90%, with its final two readings still pending. Seven 180-record batches at MTU 512 transferred in 121.5 ms on average. Future work should evaluate the revised version separately under controlled disconnection, add batch identity to ACKs, and replicate across devices and radio conditions.</w:t>
       </w:r>
     </w:p>
     <w:p>
@@ -2091,12 +1638,6 @@
         <w:spacing w:before="200" w:after="80"/>
       </w:pPr>
       <w:r>
-        <w:rPr>
-          <w:rFonts w:ascii="Times New Roman" w:hAnsi="Times New Roman"/>
-          <w:b/>
-          <w:i w:val="0"/>
-          <w:sz w:val="24"/>
-        </w:rPr>
         <w:t>Acknowledgement</w:t>
       </w:r>
     </w:p>
@@ -2106,12 +1647,6 @@
         <w:jc w:val="both"/>
       </w:pPr>
       <w:r>
-        <w:rPr>
-          <w:rFonts w:ascii="Times New Roman" w:hAnsi="Times New Roman"/>
-          <w:b w:val="0"/>
-          <w:i w:val="0"/>
-          <w:sz w:val="22"/>
-        </w:rPr>
         <w:t>[[Optional: acknowledgement to advisor/institution/funding.]]</w:t>
       </w:r>
     </w:p>
@@ -2120,12 +1655,6 @@
         <w:spacing w:before="200" w:after="80"/>
       </w:pPr>
       <w:r>
-        <w:rPr>
-          <w:rFonts w:ascii="Times New Roman" w:hAnsi="Times New Roman"/>
-          <w:b/>
-          <w:i w:val="0"/>
-          <w:sz w:val="24"/>
-        </w:rPr>
         <w:t>References</w:t>
       </w:r>
     </w:p>
@@ -2135,22 +1664,7 @@
         <w:ind w:left="432" w:hanging="432"/>
       </w:pPr>
       <w:r>
-        <w:rPr>
-          <w:rFonts w:ascii="Times New Roman" w:hAnsi="Times New Roman"/>
-          <w:b w:val="0"/>
-          <w:i w:val="0"/>
-          <w:sz w:val="20"/>
-        </w:rPr>
-        <w:t xml:space="preserve">[1] </w:t>
-      </w:r>
-      <w:r>
-        <w:rPr>
-          <w:rFonts w:ascii="Times New Roman" w:hAnsi="Times New Roman"/>
-          <w:b w:val="0"/>
-          <w:i w:val="0"/>
-          <w:sz w:val="20"/>
-        </w:rPr>
-        <w:t>Bluetooth SIG, “Bluetooth Core Specification,” Bluetooth Special Interest Group. [Online]. Available: https://www.bluetooth.com/specifications/specs/</w:t>
+        <w:t>[1] Bluetooth SIG, “Bluetooth Core Specification,” Bluetooth Special Interest Group. [Online]. Available: https://www.bluetooth.com/specifications/specs/</w:t>
       </w:r>
     </w:p>
     <w:p>
@@ -2159,22 +1673,7 @@
         <w:ind w:left="432" w:hanging="432"/>
       </w:pPr>
       <w:r>
-        <w:rPr>
-          <w:rFonts w:ascii="Times New Roman" w:hAnsi="Times New Roman"/>
-          <w:b w:val="0"/>
-          <w:i w:val="0"/>
-          <w:sz w:val="20"/>
-        </w:rPr>
-        <w:t xml:space="preserve">[2] </w:t>
-      </w:r>
-      <w:r>
-        <w:rPr>
-          <w:rFonts w:ascii="Times New Roman" w:hAnsi="Times New Roman"/>
-          <w:b w:val="0"/>
-          <w:i w:val="0"/>
-          <w:sz w:val="20"/>
-        </w:rPr>
-        <w:t>Android Developers, “SensorManager,” Android API Reference. [Online]. Available: https://developer.android.com/reference/android/hardware/SensorManager</w:t>
+        <w:t>[2] Android Developers, “SensorManager,” Android API Reference. [Online]. Available: https://developer.android.com/reference/android/hardware/SensorManager</w:t>
       </w:r>
     </w:p>
     <w:p>
@@ -2183,22 +1682,7 @@
         <w:ind w:left="432" w:hanging="432"/>
       </w:pPr>
       <w:r>
-        <w:rPr>
-          <w:rFonts w:ascii="Times New Roman" w:hAnsi="Times New Roman"/>
-          <w:b w:val="0"/>
-          <w:i w:val="0"/>
-          <w:sz w:val="20"/>
-        </w:rPr>
-        <w:t xml:space="preserve">[3] </w:t>
-      </w:r>
-      <w:r>
-        <w:rPr>
-          <w:rFonts w:ascii="Times New Roman" w:hAnsi="Times New Roman"/>
-          <w:b w:val="0"/>
-          <w:i w:val="0"/>
-          <w:sz w:val="20"/>
-        </w:rPr>
-        <w:t>Android Developers, “Foreground services,” Android Developers Guide. [Online]. Available: https://developer.android.com/develop/background-work/services/foreground-services</w:t>
+        <w:t>[3] Android Developers, “Foreground services,” Android Developers Guide. [Online]. Available: https://developer.android.com/develop/background-work/services/foreground-services</w:t>
       </w:r>
     </w:p>
     <w:p>
@@ -2207,22 +1691,7 @@
         <w:ind w:left="432" w:hanging="432"/>
       </w:pPr>
       <w:r>
-        <w:rPr>
-          <w:rFonts w:ascii="Times New Roman" w:hAnsi="Times New Roman"/>
-          <w:b w:val="0"/>
-          <w:i w:val="0"/>
-          <w:sz w:val="20"/>
-        </w:rPr>
-        <w:t xml:space="preserve">[4] </w:t>
-      </w:r>
-      <w:r>
-        <w:rPr>
-          <w:rFonts w:ascii="Times New Roman" w:hAnsi="Times New Roman"/>
-          <w:b w:val="0"/>
-          <w:i w:val="0"/>
-          <w:sz w:val="20"/>
-        </w:rPr>
-        <w:t>“flutter_blue_plus,” pub.dev. [Online]. Available: https://pub.dev/packages/flutter_blue_plus</w:t>
+        <w:t>[4] “flutter_blue_plus,” pub.dev. [Online]. Available: https://pub.dev/packages/flutter_blue_plus</w:t>
       </w:r>
     </w:p>
     <w:p>
@@ -2231,22 +1700,7 @@
         <w:ind w:left="432" w:hanging="432"/>
       </w:pPr>
       <w:r>
-        <w:rPr>
-          <w:rFonts w:ascii="Times New Roman" w:hAnsi="Times New Roman"/>
-          <w:b w:val="0"/>
-          <w:i w:val="0"/>
-          <w:sz w:val="20"/>
-        </w:rPr>
-        <w:t xml:space="preserve">[5] </w:t>
-      </w:r>
-      <w:r>
-        <w:rPr>
-          <w:rFonts w:ascii="Times New Roman" w:hAnsi="Times New Roman"/>
-          <w:b w:val="0"/>
-          <w:i w:val="0"/>
-          <w:sz w:val="20"/>
-        </w:rPr>
-        <w:t>“sqflite,” pub.dev. [Online]. Available: https://pub.dev/packages/sqflite</w:t>
+        <w:t>[5] “sqflite,” pub.dev. [Online]. Available: https://pub.dev/packages/sqflite</w:t>
       </w:r>
     </w:p>
     <w:p>
@@ -2255,22 +1709,7 @@
         <w:ind w:left="432" w:hanging="432"/>
       </w:pPr>
       <w:r>
-        <w:rPr>
-          <w:rFonts w:ascii="Times New Roman" w:hAnsi="Times New Roman"/>
-          <w:b w:val="0"/>
-          <w:i w:val="0"/>
-          <w:sz w:val="20"/>
-        </w:rPr>
-        <w:t xml:space="preserve">[6] </w:t>
-      </w:r>
-      <w:r>
-        <w:rPr>
-          <w:rFonts w:ascii="Times New Roman" w:hAnsi="Times New Roman"/>
-          <w:b w:val="0"/>
-          <w:i w:val="0"/>
-          <w:sz w:val="20"/>
-        </w:rPr>
-        <w:t>“flutter_bloc,” pub.dev. [Online]. Available: https://pub.dev/packages/flutter_bloc</w:t>
+        <w:t>[6] “flutter_bloc,” pub.dev. [Online]. Available: https://pub.dev/packages/flutter_bloc</w:t>
       </w:r>
     </w:p>
     <w:p>
@@ -2279,22 +1718,7 @@
         <w:ind w:left="432" w:hanging="432"/>
       </w:pPr>
       <w:r>
-        <w:rPr>
-          <w:rFonts w:ascii="Times New Roman" w:hAnsi="Times New Roman"/>
-          <w:b w:val="0"/>
-          <w:i w:val="0"/>
-          <w:sz w:val="20"/>
-        </w:rPr>
-        <w:t xml:space="preserve">[7] </w:t>
-      </w:r>
-      <w:r>
-        <w:rPr>
-          <w:rFonts w:ascii="Times New Roman" w:hAnsi="Times New Roman"/>
-          <w:b w:val="0"/>
-          <w:i w:val="0"/>
-          <w:sz w:val="20"/>
-        </w:rPr>
-        <w:t>[[Add citation: Internet of Medical Things (IoMT) survey/article.]]</w:t>
+        <w:t>[7] P. He, D. Huang, D. Wu, H. He, Y. Wei, Y. Cui, R. Wang, and L. Peng, “A survey of Internet of medical things: technology, application and future directions,” Digital Communications and Networks, vol. 12, no. 5, pp. 717–742, 2026, doi: 10.1016/j.dcan.2024.11.013.</w:t>
       </w:r>
     </w:p>
     <w:p>
@@ -2303,22 +1727,7 @@
         <w:ind w:left="432" w:hanging="432"/>
       </w:pPr>
       <w:r>
-        <w:rPr>
-          <w:rFonts w:ascii="Times New Roman" w:hAnsi="Times New Roman"/>
-          <w:b w:val="0"/>
-          <w:i w:val="0"/>
-          <w:sz w:val="20"/>
-        </w:rPr>
-        <w:t xml:space="preserve">[8] </w:t>
-      </w:r>
-      <w:r>
-        <w:rPr>
-          <w:rFonts w:ascii="Times New Roman" w:hAnsi="Times New Roman"/>
-          <w:b w:val="0"/>
-          <w:i w:val="0"/>
-          <w:sz w:val="20"/>
-        </w:rPr>
-        <w:t>[[Add citation: wearable/BLE-based heart-rate monitoring study.]]</w:t>
+        <w:t>[8] Z. Balas, K. Tokarz, B. Zieliński, and T. Guźniczak, “Research on the behaviour of Bluetooth Low Energy protocol in the heart rate monitoring application,” Procedia Computer Science, vol. 225, pp. 63–69, 2023, doi: 10.1016/j.procs.2023.09.092.</w:t>
       </w:r>
     </w:p>
     <w:p>
@@ -2327,22 +1736,7 @@
         <w:ind w:left="432" w:hanging="432"/>
       </w:pPr>
       <w:r>
-        <w:rPr>
-          <w:rFonts w:ascii="Times New Roman" w:hAnsi="Times New Roman"/>
-          <w:b w:val="0"/>
-          <w:i w:val="0"/>
-          <w:sz w:val="20"/>
-        </w:rPr>
-        <w:t xml:space="preserve">[9] </w:t>
-      </w:r>
-      <w:r>
-        <w:rPr>
-          <w:rFonts w:ascii="Times New Roman" w:hAnsi="Times New Roman"/>
-          <w:b w:val="0"/>
-          <w:i w:val="0"/>
-          <w:sz w:val="20"/>
-        </w:rPr>
-        <w:t>[[Add citation: store-and-forward / data delivery reliability in IoT.]]</w:t>
+        <w:t>[9] Y. Xiong and S. Jiang, “Multi-decision dynamic intelligent routing protocol for delay-tolerant networks,” Electronics, vol. 12, no. 21, art. 4528, 2023, doi: 10.3390/electronics12214528.</w:t>
       </w:r>
     </w:p>
     <w:p>
@@ -2351,22 +1745,17 @@
         <w:ind w:left="432" w:hanging="432"/>
       </w:pPr>
       <w:r>
-        <w:rPr>
-          <w:rFonts w:ascii="Times New Roman" w:hAnsi="Times New Roman"/>
-          <w:b w:val="0"/>
-          <w:i w:val="0"/>
-          <w:sz w:val="20"/>
-        </w:rPr>
-        <w:t xml:space="preserve">[10] </w:t>
+        <w:t>[10] P. Majumdar, S. Roy, S. Sikdar, P. Ghosh, and N. Ghosh, “A survey on data-driven approaches for reliability, robustness, and energy efficiency in wireless body area networks,” Sensors, vol. 24, no. 20, art. 6531, 2024, doi: 10.3390/s24206531.</w:t>
       </w:r>
+    </w:p>
+    <w:p>
       <w:r>
-        <w:rPr>
-          <w:rFonts w:ascii="Times New Roman" w:hAnsi="Times New Roman"/>
-          <w:b w:val="0"/>
-          <w:i w:val="0"/>
-          <w:sz w:val="20"/>
-        </w:rPr>
-        <w:t>[[Add citation: Wireless Body Area Network (WBAN) / mHealth.]]</w:t>
+        <w:t>[11] H. Xu, Z. Yan, B. Li, and M. Yang, “Modeling and analysis of the performance for Bluetooth Low Energy,” IEEE Communications Letters, vol. 28, no. 3, pp. 732–736, 2024, doi: 10.1109/LCOMM.2024.3352545.</w:t>
+      </w:r>
+    </w:p>
+    <w:p>
+      <w:r>
+        <w:t>[12] T. Schweizer and R. Gilgen-Ammann, “Wrist-worn and arm-worn wearables for monitoring heart rate during sedentary and light-to-vigorous physical activities: device validation study,” JMIR Cardio, vol. 9, art. e67110, 2025, doi: 10.2196/67110.</w:t>
       </w:r>
     </w:p>
     <w:p>
@@ -2374,13 +1763,6 @@
         <w:spacing w:before="240"/>
       </w:pPr>
       <w:r>
-        <w:rPr>
-          <w:rFonts w:ascii="Times New Roman" w:hAnsi="Times New Roman"/>
-          <w:b w:val="0"/>
-          <w:i/>
-          <w:color w:val="808080"/>
-          <w:sz w:val="18"/>
-        </w:rPr>
         <w:t>Note: this is a draft. Adapt it to the target SINTA-2 journal template (column format, citation style, page limit). Items marked [[...]] must be completed by the author.</w:t>
       </w:r>
     </w:p>

--- a/Draft_Manuscript_HR_BLE_EN.docx
+++ b/Draft_Manuscript_HR_BLE_EN.docx
@@ -637,7 +637,7 @@
     <w:p>
       <w:pPr/>
       <w:r>
-        <w:t>The time attribute above is the smartwatch application's recording timestamp, not the physiological time of a heartbeat: every second (≈1 Hz) the application records the latest sensor bpm value together with the device time at the moment of recording, stored as epoch milliseconds. This timestamp is unique per record and therefore serves as the record key as well as the basis for watch–smartphone matching and duplicate detection.</w:t>
+        <w:t>The time attribute is the smartwatch application's recording timestamp rather than the physiological time of a heartbeat. Approximately once per second, the application records the latest bpm value with the device time as epoch milliseconds. In this implementation, that timestamp is used as the unique record key and as the basis for watch–smartphone matching and duplicate detection.</w:t>
       </w:r>
     </w:p>
     <w:p>
@@ -1274,7 +1274,7 @@
         <w:jc w:val="center"/>
       </w:pPr>
       <w:r>
-        <w:t>Figure 6. Data completeness per test session (received vs lost).</w:t>
+        <w:t>Figure 6. Data completeness in the four June evaluation sessions (received vs lost).</w:t>
       </w:r>
     </w:p>
     <w:p>
@@ -1530,7 +1530,7 @@
         <w:jc w:val="center"/>
       </w:pPr>
       <w:r>
-        <w:t>Figure 8. Sensor contact-quality distribution during the measurement period.</w:t>
+        <w:t>Figure 8. Sensor contact-quality distribution in the four June evaluation sessions.</w:t>
       </w:r>
     </w:p>
     <w:p>
